--- a/thesis/drafts/Diploma Thesis Draft Santeri Paakala.docx
+++ b/thesis/drafts/Diploma Thesis Draft Santeri Paakala.docx
@@ -202,7 +202,7 @@
             </w:rPr>
             <w:fldChar w:fldCharType="separate"/>
           </w:r>
-          <w:hyperlink w:anchor="_Toc243494832" w:history="1">
+          <w:hyperlink w:anchor="_Toc243584093" w:history="1">
             <w:r>
               <w:rPr>
                 <w:rStyle w:val="Hyperlink"/>
@@ -249,7 +249,7 @@
                 <w:noProof/>
                 <w:webHidden/>
               </w:rPr>
-              <w:instrText xml:space="preserve"> PAGEREF _Toc243494832 \h </w:instrText>
+              <w:instrText xml:space="preserve"> PAGEREF _Toc243584093 \h </w:instrText>
             </w:r>
             <w:r>
               <w:rPr>
@@ -295,7 +295,7 @@
               <w14:ligatures w14:val="standardContextual"/>
             </w:rPr>
           </w:pPr>
-          <w:hyperlink w:anchor="_Toc243494833" w:history="1">
+          <w:hyperlink w:anchor="_Toc243584094" w:history="1">
             <w:r>
               <w:rPr>
                 <w:rStyle w:val="Hyperlink"/>
@@ -322,7 +322,7 @@
                 <w:rStyle w:val="Hyperlink"/>
                 <w:noProof/>
               </w:rPr>
-              <w:t>Motivation</w:t>
+              <w:t>Structure</w:t>
             </w:r>
             <w:r>
               <w:rPr>
@@ -343,7 +343,7 @@
                 <w:noProof/>
                 <w:webHidden/>
               </w:rPr>
-              <w:instrText xml:space="preserve"> PAGEREF _Toc243494833 \h </w:instrText>
+              <w:instrText xml:space="preserve"> PAGEREF _Toc243584094 \h </w:instrText>
             </w:r>
             <w:r>
               <w:rPr>
@@ -389,7 +389,7 @@
               <w14:ligatures w14:val="standardContextual"/>
             </w:rPr>
           </w:pPr>
-          <w:hyperlink w:anchor="_Toc243494834" w:history="1">
+          <w:hyperlink w:anchor="_Toc243584095" w:history="1">
             <w:r>
               <w:rPr>
                 <w:rStyle w:val="Hyperlink"/>
@@ -416,7 +416,7 @@
                 <w:rStyle w:val="Hyperlink"/>
                 <w:noProof/>
               </w:rPr>
-              <w:t>Thesis Structure</w:t>
+              <w:t>Motivation</w:t>
             </w:r>
             <w:r>
               <w:rPr>
@@ -437,7 +437,7 @@
                 <w:noProof/>
                 <w:webHidden/>
               </w:rPr>
-              <w:instrText xml:space="preserve"> PAGEREF _Toc243494834 \h </w:instrText>
+              <w:instrText xml:space="preserve"> PAGEREF _Toc243584095 \h </w:instrText>
             </w:r>
             <w:r>
               <w:rPr>
@@ -483,7 +483,7 @@
               <w14:ligatures w14:val="standardContextual"/>
             </w:rPr>
           </w:pPr>
-          <w:hyperlink w:anchor="_Toc243494835" w:history="1">
+          <w:hyperlink w:anchor="_Toc243584096" w:history="1">
             <w:r>
               <w:rPr>
                 <w:rStyle w:val="Hyperlink"/>
@@ -510,7 +510,7 @@
                 <w:rStyle w:val="Hyperlink"/>
                 <w:noProof/>
               </w:rPr>
-              <w:t>Research Questions</w:t>
+              <w:t>Research Methods</w:t>
             </w:r>
             <w:r>
               <w:rPr>
@@ -531,7 +531,7 @@
                 <w:noProof/>
                 <w:webHidden/>
               </w:rPr>
-              <w:instrText xml:space="preserve"> PAGEREF _Toc243494835 \h </w:instrText>
+              <w:instrText xml:space="preserve"> PAGEREF _Toc243584096 \h </w:instrText>
             </w:r>
             <w:r>
               <w:rPr>
@@ -576,7 +576,7 @@
               <w14:ligatures w14:val="standardContextual"/>
             </w:rPr>
           </w:pPr>
-          <w:hyperlink w:anchor="_Toc243494836" w:history="1">
+          <w:hyperlink w:anchor="_Toc243584097" w:history="1">
             <w:r>
               <w:rPr>
                 <w:rStyle w:val="Hyperlink"/>
@@ -602,7 +602,7 @@
                 <w:rStyle w:val="Hyperlink"/>
                 <w:noProof/>
               </w:rPr>
-              <w:t>Selection of Models</w:t>
+              <w:t>Research Questions</w:t>
             </w:r>
             <w:r>
               <w:rPr>
@@ -623,7 +623,7 @@
                 <w:noProof/>
                 <w:webHidden/>
               </w:rPr>
-              <w:instrText xml:space="preserve"> PAGEREF _Toc243494836 \h </w:instrText>
+              <w:instrText xml:space="preserve"> PAGEREF _Toc243584097 \h </w:instrText>
             </w:r>
             <w:r>
               <w:rPr>
@@ -668,7 +668,7 @@
               <w14:ligatures w14:val="standardContextual"/>
             </w:rPr>
           </w:pPr>
-          <w:hyperlink w:anchor="_Toc243494837" w:history="1">
+          <w:hyperlink w:anchor="_Toc243584098" w:history="1">
             <w:r>
               <w:rPr>
                 <w:rStyle w:val="Hyperlink"/>
@@ -694,7 +694,7 @@
                 <w:rStyle w:val="Hyperlink"/>
                 <w:noProof/>
               </w:rPr>
-              <w:t>Model Evaluation Methods</w:t>
+              <w:t>Selection of Models</w:t>
             </w:r>
             <w:r>
               <w:rPr>
@@ -715,7 +715,7 @@
                 <w:noProof/>
                 <w:webHidden/>
               </w:rPr>
-              <w:instrText xml:space="preserve"> PAGEREF _Toc243494837 \h </w:instrText>
+              <w:instrText xml:space="preserve"> PAGEREF _Toc243584098 \h </w:instrText>
             </w:r>
             <w:r>
               <w:rPr>
@@ -760,7 +760,7 @@
               <w14:ligatures w14:val="standardContextual"/>
             </w:rPr>
           </w:pPr>
-          <w:hyperlink w:anchor="_Toc243494838" w:history="1">
+          <w:hyperlink w:anchor="_Toc243584099" w:history="1">
             <w:r>
               <w:rPr>
                 <w:rStyle w:val="Hyperlink"/>
@@ -786,7 +786,7 @@
                 <w:rStyle w:val="Hyperlink"/>
                 <w:noProof/>
               </w:rPr>
-              <w:t>Evaluation of Models</w:t>
+              <w:t>Model Evaluation Methods</w:t>
             </w:r>
             <w:r>
               <w:rPr>
@@ -807,7 +807,7 @@
                 <w:noProof/>
                 <w:webHidden/>
               </w:rPr>
-              <w:instrText xml:space="preserve"> PAGEREF _Toc243494838 \h </w:instrText>
+              <w:instrText xml:space="preserve"> PAGEREF _Toc243584099 \h </w:instrText>
             </w:r>
             <w:r>
               <w:rPr>
@@ -852,7 +852,7 @@
               <w14:ligatures w14:val="standardContextual"/>
             </w:rPr>
           </w:pPr>
-          <w:hyperlink w:anchor="_Toc243494839" w:history="1">
+          <w:hyperlink w:anchor="_Toc243584100" w:history="1">
             <w:r>
               <w:rPr>
                 <w:rStyle w:val="Hyperlink"/>
@@ -878,7 +878,7 @@
                 <w:rStyle w:val="Hyperlink"/>
                 <w:noProof/>
               </w:rPr>
-              <w:t>Results</w:t>
+              <w:t>Evaluation of Models</w:t>
             </w:r>
             <w:r>
               <w:rPr>
@@ -899,7 +899,7 @@
                 <w:noProof/>
                 <w:webHidden/>
               </w:rPr>
-              <w:instrText xml:space="preserve"> PAGEREF _Toc243494839 \h </w:instrText>
+              <w:instrText xml:space="preserve"> PAGEREF _Toc243584100 \h </w:instrText>
             </w:r>
             <w:r>
               <w:rPr>
@@ -944,7 +944,7 @@
               <w14:ligatures w14:val="standardContextual"/>
             </w:rPr>
           </w:pPr>
-          <w:hyperlink w:anchor="_Toc243494840" w:history="1">
+          <w:hyperlink w:anchor="_Toc243584101" w:history="1">
             <w:r>
               <w:rPr>
                 <w:rStyle w:val="Hyperlink"/>
@@ -970,7 +970,7 @@
                 <w:rStyle w:val="Hyperlink"/>
                 <w:noProof/>
               </w:rPr>
-              <w:t>Summary</w:t>
+              <w:t>Results</w:t>
             </w:r>
             <w:r>
               <w:rPr>
@@ -991,7 +991,7 @@
                 <w:noProof/>
                 <w:webHidden/>
               </w:rPr>
-              <w:instrText xml:space="preserve"> PAGEREF _Toc243494840 \h </w:instrText>
+              <w:instrText xml:space="preserve"> PAGEREF _Toc243584101 \h </w:instrText>
             </w:r>
             <w:r>
               <w:rPr>
@@ -1036,12 +1036,104 @@
               <w14:ligatures w14:val="standardContextual"/>
             </w:rPr>
           </w:pPr>
-          <w:hyperlink w:anchor="_Toc243494841" w:history="1">
+          <w:hyperlink w:anchor="_Toc243584102" w:history="1">
             <w:r>
               <w:rPr>
                 <w:rStyle w:val="Hyperlink"/>
                 <w:noProof/>
               </w:rPr>
+              <w:t>7.</w:t>
+            </w:r>
+            <w:r>
+              <w:rPr>
+                <w:rFonts w:asciiTheme="minorHAnsi" w:eastAsiaTheme="minorEastAsia" w:hAnsiTheme="minorHAnsi" w:cstheme="minorBidi"/>
+                <w:b w:val="0"/>
+                <w:bCs w:val="0"/>
+                <w:iCs w:val="0"/>
+                <w:noProof/>
+                <w:kern w:val="2"/>
+                <w:lang w:val="en-US"/>
+                <w14:ligatures w14:val="standardContextual"/>
+              </w:rPr>
+              <w:tab/>
+            </w:r>
+            <w:r>
+              <w:rPr>
+                <w:rStyle w:val="Hyperlink"/>
+                <w:noProof/>
+              </w:rPr>
+              <w:t>Summary</w:t>
+            </w:r>
+            <w:r>
+              <w:rPr>
+                <w:noProof/>
+                <w:webHidden/>
+              </w:rPr>
+              <w:tab/>
+            </w:r>
+            <w:r>
+              <w:rPr>
+                <w:noProof/>
+                <w:webHidden/>
+              </w:rPr>
+              <w:fldChar w:fldCharType="begin"/>
+            </w:r>
+            <w:r>
+              <w:rPr>
+                <w:noProof/>
+                <w:webHidden/>
+              </w:rPr>
+              <w:instrText xml:space="preserve"> PAGEREF _Toc243584102 \h </w:instrText>
+            </w:r>
+            <w:r>
+              <w:rPr>
+                <w:noProof/>
+                <w:webHidden/>
+              </w:rPr>
+            </w:r>
+            <w:r>
+              <w:rPr>
+                <w:noProof/>
+                <w:webHidden/>
+              </w:rPr>
+              <w:fldChar w:fldCharType="separate"/>
+            </w:r>
+            <w:r>
+              <w:rPr>
+                <w:noProof/>
+                <w:webHidden/>
+              </w:rPr>
+              <w:t>10</w:t>
+            </w:r>
+            <w:r>
+              <w:rPr>
+                <w:noProof/>
+                <w:webHidden/>
+              </w:rPr>
+              <w:fldChar w:fldCharType="end"/>
+            </w:r>
+          </w:hyperlink>
+        </w:p>
+        <w:p>
+          <w:pPr>
+            <w:pStyle w:val="TOC1"/>
+            <w:rPr>
+              <w:rFonts w:asciiTheme="minorHAnsi" w:eastAsiaTheme="minorEastAsia" w:hAnsiTheme="minorHAnsi" w:cstheme="minorBidi"/>
+              <w:b w:val="0"/>
+              <w:bCs w:val="0"/>
+              <w:iCs w:val="0"/>
+              <w:noProof/>
+              <w:kern w:val="2"/>
+              <w:lang w:val="en-US"/>
+              <w14:ligatures w14:val="standardContextual"/>
+            </w:rPr>
+          </w:pPr>
+          <w:hyperlink w:anchor="_Toc243584103" w:history="1">
+            <w:r>
+              <w:rPr>
+                <w:rStyle w:val="Hyperlink"/>
+                <w:noProof/>
+              </w:rPr>
               <w:t>References</w:t>
             </w:r>
             <w:r>
@@ -1063,7 +1155,7 @@
                 <w:noProof/>
                 <w:webHidden/>
               </w:rPr>
-              <w:instrText xml:space="preserve"> PAGEREF _Toc243494841 \h </w:instrText>
+              <w:instrText xml:space="preserve"> PAGEREF _Toc243584103 \h </w:instrText>
             </w:r>
             <w:r>
               <w:rPr>
@@ -1083,7 +1175,7 @@
                 <w:noProof/>
                 <w:webHidden/>
               </w:rPr>
-              <w:t>10</w:t>
+              <w:t>11</w:t>
             </w:r>
             <w:r>
               <w:rPr>
@@ -1127,7 +1219,7 @@
           <w:numId w:val="3"/>
         </w:numPr>
       </w:pPr>
-      <w:bookmarkStart w:id="0" w:name="_Toc243494832"/>
+      <w:bookmarkStart w:id="0" w:name="_Toc243584093"/>
       <w:r>
         <w:lastRenderedPageBreak/>
         <w:t>Introduction</w:t>
@@ -1198,16 +1290,15 @@
         </w:tabs>
         <w:ind w:left="792" w:hanging="432"/>
       </w:pPr>
+      <w:bookmarkStart w:id="1" w:name="_Toc243584094"/>
       <w:r>
         <w:t>Structure</w:t>
       </w:r>
+      <w:bookmarkEnd w:id="1"/>
     </w:p>
     <w:p>
       <w:r>
-        <w:t>This introduction covers the motivation and research questions of the thesis.</w:t>
-      </w:r>
-      <w:r>
-        <w:t xml:space="preserve"> </w:t>
+        <w:t xml:space="preserve">This introduction covers the motivation and research questions of the thesis. </w:t>
       </w:r>
       <w:r>
         <w:t xml:space="preserve">The next chapter discusses why </w:t>
@@ -1233,11 +1324,11 @@
         </w:tabs>
         <w:ind w:left="792" w:hanging="432"/>
       </w:pPr>
-      <w:bookmarkStart w:id="1" w:name="_Toc243494833"/>
+      <w:bookmarkStart w:id="2" w:name="_Toc243584095"/>
       <w:r>
         <w:t>Motivation</w:t>
       </w:r>
-      <w:bookmarkEnd w:id="1"/>
+      <w:bookmarkEnd w:id="2"/>
     </w:p>
     <w:p>
       <w:r>
@@ -1322,29 +1413,9 @@
         </w:tabs>
         <w:ind w:left="792" w:hanging="432"/>
       </w:pPr>
+      <w:bookmarkStart w:id="3" w:name="_Toc243584096"/>
       <w:r>
         <w:t>Research Methods</w:t>
-      </w:r>
-    </w:p>
-    <w:p>
-      <w:pPr>
-        <w:pStyle w:val="Heading1"/>
-      </w:pPr>
-      <w:bookmarkStart w:id="2" w:name="_Toc243494835"/>
-      <w:r>
-        <w:lastRenderedPageBreak/>
-        <w:t>Research Questions</w:t>
-      </w:r>
-      <w:bookmarkEnd w:id="2"/>
-    </w:p>
-    <w:p>
-      <w:pPr>
-        <w:pStyle w:val="Heading1"/>
-      </w:pPr>
-      <w:bookmarkStart w:id="3" w:name="_Toc243494836"/>
-      <w:r>
-        <w:lastRenderedPageBreak/>
-        <w:t>Selection of Models</w:t>
       </w:r>
       <w:bookmarkEnd w:id="3"/>
     </w:p>
@@ -1352,10 +1423,10 @@
       <w:pPr>
         <w:pStyle w:val="Heading1"/>
       </w:pPr>
-      <w:bookmarkStart w:id="4" w:name="_Toc243494837"/>
+      <w:bookmarkStart w:id="4" w:name="_Toc243584097"/>
       <w:r>
         <w:lastRenderedPageBreak/>
-        <w:t>Model Evaluation Methods</w:t>
+        <w:t>Research Questions</w:t>
       </w:r>
       <w:bookmarkEnd w:id="4"/>
     </w:p>
@@ -1363,21 +1434,24 @@
       <w:pPr>
         <w:pStyle w:val="Heading1"/>
       </w:pPr>
-      <w:bookmarkStart w:id="5" w:name="_Toc243494838"/>
+      <w:bookmarkStart w:id="5" w:name="_Toc243584098"/>
       <w:r>
         <w:lastRenderedPageBreak/>
-        <w:t>Evaluation of Models</w:t>
+        <w:t>Model</w:t>
       </w:r>
       <w:bookmarkEnd w:id="5"/>
+      <w:r>
+        <w:t xml:space="preserve"> Selection</w:t>
+      </w:r>
     </w:p>
     <w:p>
       <w:pPr>
         <w:pStyle w:val="Heading1"/>
       </w:pPr>
-      <w:bookmarkStart w:id="6" w:name="_Toc243494839"/>
+      <w:bookmarkStart w:id="6" w:name="_Toc243584099"/>
       <w:r>
         <w:lastRenderedPageBreak/>
-        <w:t>Results</w:t>
+        <w:t>Model Evaluation Methods</w:t>
       </w:r>
       <w:bookmarkEnd w:id="6"/>
     </w:p>
@@ -1385,12 +1459,37 @@
       <w:pPr>
         <w:pStyle w:val="Heading1"/>
       </w:pPr>
-      <w:bookmarkStart w:id="7" w:name="_Toc243494840"/>
+      <w:bookmarkStart w:id="7" w:name="_Toc243584100"/>
+      <w:r>
+        <w:lastRenderedPageBreak/>
+        <w:t>Model</w:t>
+      </w:r>
+      <w:bookmarkEnd w:id="7"/>
+      <w:r>
+        <w:t xml:space="preserve"> Evaluation</w:t>
+      </w:r>
+    </w:p>
+    <w:p>
+      <w:pPr>
+        <w:pStyle w:val="Heading1"/>
+      </w:pPr>
+      <w:bookmarkStart w:id="8" w:name="_Toc243584101"/>
+      <w:r>
+        <w:lastRenderedPageBreak/>
+        <w:t>Results</w:t>
+      </w:r>
+      <w:bookmarkEnd w:id="8"/>
+    </w:p>
+    <w:p>
+      <w:pPr>
+        <w:pStyle w:val="Heading1"/>
+      </w:pPr>
+      <w:bookmarkStart w:id="9" w:name="_Toc243584102"/>
       <w:r>
         <w:lastRenderedPageBreak/>
         <w:t>Summary</w:t>
       </w:r>
-      <w:bookmarkEnd w:id="7"/>
+      <w:bookmarkEnd w:id="9"/>
     </w:p>
     <w:p>
       <w:pPr>
@@ -1414,12 +1513,12 @@
           <w:numId w:val="0"/>
         </w:numPr>
       </w:pPr>
-      <w:bookmarkStart w:id="8" w:name="_Toc243494841"/>
+      <w:bookmarkStart w:id="10" w:name="_Toc243584103"/>
       <w:r>
         <w:lastRenderedPageBreak/>
         <w:t>References</w:t>
       </w:r>
-      <w:bookmarkEnd w:id="8"/>
+      <w:bookmarkEnd w:id="10"/>
     </w:p>
     <w:sectPr>
       <w:headerReference w:type="default" r:id="rId11"/>
@@ -1658,6 +1757,7 @@
     <w:lvl w:ilvl="1">
       <w:start w:val="1"/>
       <w:numFmt w:val="decimal"/>
+      <w:pStyle w:val="Heading2"/>
       <w:lvlText w:val="%1.%2."/>
       <w:lvlJc w:val="left"/>
       <w:pPr>
@@ -1667,6 +1767,7 @@
     <w:lvl w:ilvl="2">
       <w:start w:val="1"/>
       <w:numFmt w:val="decimal"/>
+      <w:pStyle w:val="Heading3"/>
       <w:lvlText w:val="%1.%2.%3."/>
       <w:lvlJc w:val="left"/>
       <w:pPr>
@@ -1676,6 +1777,7 @@
     <w:lvl w:ilvl="3">
       <w:start w:val="1"/>
       <w:numFmt w:val="decimal"/>
+      <w:pStyle w:val="Heading4"/>
       <w:lvlText w:val="%1.%2.%3.%4."/>
       <w:lvlJc w:val="left"/>
       <w:pPr>
@@ -1744,7 +1846,6 @@
     <w:lvl w:ilvl="1">
       <w:start w:val="1"/>
       <w:numFmt w:val="decimal"/>
-      <w:pStyle w:val="Heading2"/>
       <w:lvlText w:val="%1.%2"/>
       <w:lvlJc w:val="left"/>
       <w:pPr>
@@ -1754,7 +1855,6 @@
     <w:lvl w:ilvl="2">
       <w:start w:val="1"/>
       <w:numFmt w:val="decimal"/>
-      <w:pStyle w:val="Heading3"/>
       <w:lvlText w:val="%1.%2.%3"/>
       <w:lvlJc w:val="left"/>
       <w:pPr>
@@ -1764,7 +1864,6 @@
     <w:lvl w:ilvl="3">
       <w:start w:val="1"/>
       <w:numFmt w:val="decimal"/>
-      <w:pStyle w:val="Heading4"/>
       <w:lvlText w:val="%1.%2.%3.%4"/>
       <w:lvlJc w:val="left"/>
       <w:pPr>

--- a/thesis/drafts/Diploma Thesis Draft Santeri Paakala.docx
+++ b/thesis/drafts/Diploma Thesis Draft Santeri Paakala.docx
@@ -202,7 +202,7 @@
             </w:rPr>
             <w:fldChar w:fldCharType="separate"/>
           </w:r>
-          <w:hyperlink w:anchor="_Toc243584093" w:history="1">
+          <w:hyperlink w:anchor="_Toc243633307" w:history="1">
             <w:r>
               <w:rPr>
                 <w:rStyle w:val="Hyperlink"/>
@@ -249,7 +249,7 @@
                 <w:noProof/>
                 <w:webHidden/>
               </w:rPr>
-              <w:instrText xml:space="preserve"> PAGEREF _Toc243584093 \h </w:instrText>
+              <w:instrText xml:space="preserve"> PAGEREF _Toc243633307 \h </w:instrText>
             </w:r>
             <w:r>
               <w:rPr>
@@ -295,7 +295,7 @@
               <w14:ligatures w14:val="standardContextual"/>
             </w:rPr>
           </w:pPr>
-          <w:hyperlink w:anchor="_Toc243584094" w:history="1">
+          <w:hyperlink w:anchor="_Toc243633308" w:history="1">
             <w:r>
               <w:rPr>
                 <w:rStyle w:val="Hyperlink"/>
@@ -322,7 +322,7 @@
                 <w:rStyle w:val="Hyperlink"/>
                 <w:noProof/>
               </w:rPr>
-              <w:t>Structure</w:t>
+              <w:t>Motivation</w:t>
             </w:r>
             <w:r>
               <w:rPr>
@@ -343,7 +343,7 @@
                 <w:noProof/>
                 <w:webHidden/>
               </w:rPr>
-              <w:instrText xml:space="preserve"> PAGEREF _Toc243584094 \h </w:instrText>
+              <w:instrText xml:space="preserve"> PAGEREF _Toc243633308 \h </w:instrText>
             </w:r>
             <w:r>
               <w:rPr>
@@ -389,7 +389,7 @@
               <w14:ligatures w14:val="standardContextual"/>
             </w:rPr>
           </w:pPr>
-          <w:hyperlink w:anchor="_Toc243584095" w:history="1">
+          <w:hyperlink w:anchor="_Toc243633309" w:history="1">
             <w:r>
               <w:rPr>
                 <w:rStyle w:val="Hyperlink"/>
@@ -416,7 +416,7 @@
                 <w:rStyle w:val="Hyperlink"/>
                 <w:noProof/>
               </w:rPr>
-              <w:t>Motivation</w:t>
+              <w:t>Background</w:t>
             </w:r>
             <w:r>
               <w:rPr>
@@ -437,7 +437,7 @@
                 <w:noProof/>
                 <w:webHidden/>
               </w:rPr>
-              <w:instrText xml:space="preserve"> PAGEREF _Toc243584095 \h </w:instrText>
+              <w:instrText xml:space="preserve"> PAGEREF _Toc243633309 \h </w:instrText>
             </w:r>
             <w:r>
               <w:rPr>
@@ -483,7 +483,7 @@
               <w14:ligatures w14:val="standardContextual"/>
             </w:rPr>
           </w:pPr>
-          <w:hyperlink w:anchor="_Toc243584096" w:history="1">
+          <w:hyperlink w:anchor="_Toc243633310" w:history="1">
             <w:r>
               <w:rPr>
                 <w:rStyle w:val="Hyperlink"/>
@@ -510,7 +510,7 @@
                 <w:rStyle w:val="Hyperlink"/>
                 <w:noProof/>
               </w:rPr>
-              <w:t>Research Methods</w:t>
+              <w:t>Thesis Objectives and Scope</w:t>
             </w:r>
             <w:r>
               <w:rPr>
@@ -531,7 +531,101 @@
                 <w:noProof/>
                 <w:webHidden/>
               </w:rPr>
-              <w:instrText xml:space="preserve"> PAGEREF _Toc243584096 \h </w:instrText>
+              <w:instrText xml:space="preserve"> PAGEREF _Toc243633310 \h </w:instrText>
+            </w:r>
+            <w:r>
+              <w:rPr>
+                <w:noProof/>
+                <w:webHidden/>
+              </w:rPr>
+            </w:r>
+            <w:r>
+              <w:rPr>
+                <w:noProof/>
+                <w:webHidden/>
+              </w:rPr>
+              <w:fldChar w:fldCharType="separate"/>
+            </w:r>
+            <w:r>
+              <w:rPr>
+                <w:noProof/>
+                <w:webHidden/>
+              </w:rPr>
+              <w:t>4</w:t>
+            </w:r>
+            <w:r>
+              <w:rPr>
+                <w:noProof/>
+                <w:webHidden/>
+              </w:rPr>
+              <w:fldChar w:fldCharType="end"/>
+            </w:r>
+          </w:hyperlink>
+        </w:p>
+        <w:p>
+          <w:pPr>
+            <w:pStyle w:val="TOC2"/>
+            <w:rPr>
+              <w:rFonts w:asciiTheme="minorHAnsi" w:eastAsiaTheme="minorEastAsia" w:hAnsiTheme="minorHAnsi" w:cstheme="minorBidi"/>
+              <w:b w:val="0"/>
+              <w:bCs w:val="0"/>
+              <w:noProof/>
+              <w:kern w:val="2"/>
+              <w:sz w:val="24"/>
+              <w:szCs w:val="24"/>
+              <w:lang w:val="en-US"/>
+              <w14:ligatures w14:val="standardContextual"/>
+            </w:rPr>
+          </w:pPr>
+          <w:hyperlink w:anchor="_Toc243633311" w:history="1">
+            <w:r>
+              <w:rPr>
+                <w:rStyle w:val="Hyperlink"/>
+                <w:noProof/>
+              </w:rPr>
+              <w:t>1.4.</w:t>
+            </w:r>
+            <w:r>
+              <w:rPr>
+                <w:rFonts w:asciiTheme="minorHAnsi" w:eastAsiaTheme="minorEastAsia" w:hAnsiTheme="minorHAnsi" w:cstheme="minorBidi"/>
+                <w:b w:val="0"/>
+                <w:bCs w:val="0"/>
+                <w:noProof/>
+                <w:kern w:val="2"/>
+                <w:sz w:val="24"/>
+                <w:szCs w:val="24"/>
+                <w:lang w:val="en-US"/>
+                <w14:ligatures w14:val="standardContextual"/>
+              </w:rPr>
+              <w:tab/>
+            </w:r>
+            <w:r>
+              <w:rPr>
+                <w:rStyle w:val="Hyperlink"/>
+                <w:noProof/>
+              </w:rPr>
+              <w:t>Thesis Structure</w:t>
+            </w:r>
+            <w:r>
+              <w:rPr>
+                <w:noProof/>
+                <w:webHidden/>
+              </w:rPr>
+              <w:tab/>
+            </w:r>
+            <w:r>
+              <w:rPr>
+                <w:noProof/>
+                <w:webHidden/>
+              </w:rPr>
+              <w:fldChar w:fldCharType="begin"/>
+            </w:r>
+            <w:r>
+              <w:rPr>
+                <w:noProof/>
+                <w:webHidden/>
+              </w:rPr>
+              <w:instrText xml:space="preserve"> PAGEREF _Toc243633311 \h </w:instrText>
             </w:r>
             <w:r>
               <w:rPr>
@@ -576,7 +670,7 @@
               <w14:ligatures w14:val="standardContextual"/>
             </w:rPr>
           </w:pPr>
-          <w:hyperlink w:anchor="_Toc243584097" w:history="1">
+          <w:hyperlink w:anchor="_Toc243633312" w:history="1">
             <w:r>
               <w:rPr>
                 <w:rStyle w:val="Hyperlink"/>
@@ -623,7 +717,7 @@
                 <w:noProof/>
                 <w:webHidden/>
               </w:rPr>
-              <w:instrText xml:space="preserve"> PAGEREF _Toc243584097 \h </w:instrText>
+              <w:instrText xml:space="preserve"> PAGEREF _Toc243633312 \h </w:instrText>
             </w:r>
             <w:r>
               <w:rPr>
@@ -668,7 +762,7 @@
               <w14:ligatures w14:val="standardContextual"/>
             </w:rPr>
           </w:pPr>
-          <w:hyperlink w:anchor="_Toc243584098" w:history="1">
+          <w:hyperlink w:anchor="_Toc243633313" w:history="1">
             <w:r>
               <w:rPr>
                 <w:rStyle w:val="Hyperlink"/>
@@ -694,7 +788,7 @@
                 <w:rStyle w:val="Hyperlink"/>
                 <w:noProof/>
               </w:rPr>
-              <w:t>Selection of Models</w:t>
+              <w:t>Model Selection</w:t>
             </w:r>
             <w:r>
               <w:rPr>
@@ -715,7 +809,195 @@
                 <w:noProof/>
                 <w:webHidden/>
               </w:rPr>
-              <w:instrText xml:space="preserve"> PAGEREF _Toc243584098 \h </w:instrText>
+              <w:instrText xml:space="preserve"> PAGEREF _Toc243633313 \h </w:instrText>
+            </w:r>
+            <w:r>
+              <w:rPr>
+                <w:noProof/>
+                <w:webHidden/>
+              </w:rPr>
+            </w:r>
+            <w:r>
+              <w:rPr>
+                <w:noProof/>
+                <w:webHidden/>
+              </w:rPr>
+              <w:fldChar w:fldCharType="separate"/>
+            </w:r>
+            <w:r>
+              <w:rPr>
+                <w:noProof/>
+                <w:webHidden/>
+              </w:rPr>
+              <w:t>6</w:t>
+            </w:r>
+            <w:r>
+              <w:rPr>
+                <w:noProof/>
+                <w:webHidden/>
+              </w:rPr>
+              <w:fldChar w:fldCharType="end"/>
+            </w:r>
+          </w:hyperlink>
+        </w:p>
+        <w:p>
+          <w:pPr>
+            <w:pStyle w:val="TOC2"/>
+            <w:rPr>
+              <w:rFonts w:asciiTheme="minorHAnsi" w:eastAsiaTheme="minorEastAsia" w:hAnsiTheme="minorHAnsi" w:cstheme="minorBidi"/>
+              <w:b w:val="0"/>
+              <w:bCs w:val="0"/>
+              <w:noProof/>
+              <w:kern w:val="2"/>
+              <w:sz w:val="24"/>
+              <w:szCs w:val="24"/>
+              <w:lang w:val="en-US"/>
+              <w14:ligatures w14:val="standardContextual"/>
+            </w:rPr>
+          </w:pPr>
+          <w:hyperlink w:anchor="_Toc243633314" w:history="1">
+            <w:r>
+              <w:rPr>
+                <w:rStyle w:val="Hyperlink"/>
+                <w:noProof/>
+              </w:rPr>
+              <w:t>3.1.</w:t>
+            </w:r>
+            <w:r>
+              <w:rPr>
+                <w:rFonts w:asciiTheme="minorHAnsi" w:eastAsiaTheme="minorEastAsia" w:hAnsiTheme="minorHAnsi" w:cstheme="minorBidi"/>
+                <w:b w:val="0"/>
+                <w:bCs w:val="0"/>
+                <w:noProof/>
+                <w:kern w:val="2"/>
+                <w:sz w:val="24"/>
+                <w:szCs w:val="24"/>
+                <w:lang w:val="en-US"/>
+                <w14:ligatures w14:val="standardContextual"/>
+              </w:rPr>
+              <w:tab/>
+            </w:r>
+            <w:r>
+              <w:rPr>
+                <w:rStyle w:val="Hyperlink"/>
+                <w:noProof/>
+              </w:rPr>
+              <w:t>Selection Criteria</w:t>
+            </w:r>
+            <w:r>
+              <w:rPr>
+                <w:noProof/>
+                <w:webHidden/>
+              </w:rPr>
+              <w:tab/>
+            </w:r>
+            <w:r>
+              <w:rPr>
+                <w:noProof/>
+                <w:webHidden/>
+              </w:rPr>
+              <w:fldChar w:fldCharType="begin"/>
+            </w:r>
+            <w:r>
+              <w:rPr>
+                <w:noProof/>
+                <w:webHidden/>
+              </w:rPr>
+              <w:instrText xml:space="preserve"> PAGEREF _Toc243633314 \h </w:instrText>
+            </w:r>
+            <w:r>
+              <w:rPr>
+                <w:noProof/>
+                <w:webHidden/>
+              </w:rPr>
+            </w:r>
+            <w:r>
+              <w:rPr>
+                <w:noProof/>
+                <w:webHidden/>
+              </w:rPr>
+              <w:fldChar w:fldCharType="separate"/>
+            </w:r>
+            <w:r>
+              <w:rPr>
+                <w:noProof/>
+                <w:webHidden/>
+              </w:rPr>
+              <w:t>6</w:t>
+            </w:r>
+            <w:r>
+              <w:rPr>
+                <w:noProof/>
+                <w:webHidden/>
+              </w:rPr>
+              <w:fldChar w:fldCharType="end"/>
+            </w:r>
+          </w:hyperlink>
+        </w:p>
+        <w:p>
+          <w:pPr>
+            <w:pStyle w:val="TOC2"/>
+            <w:rPr>
+              <w:rFonts w:asciiTheme="minorHAnsi" w:eastAsiaTheme="minorEastAsia" w:hAnsiTheme="minorHAnsi" w:cstheme="minorBidi"/>
+              <w:b w:val="0"/>
+              <w:bCs w:val="0"/>
+              <w:noProof/>
+              <w:kern w:val="2"/>
+              <w:sz w:val="24"/>
+              <w:szCs w:val="24"/>
+              <w:lang w:val="en-US"/>
+              <w14:ligatures w14:val="standardContextual"/>
+            </w:rPr>
+          </w:pPr>
+          <w:hyperlink w:anchor="_Toc243633315" w:history="1">
+            <w:r>
+              <w:rPr>
+                <w:rStyle w:val="Hyperlink"/>
+                <w:noProof/>
+              </w:rPr>
+              <w:t>3.2.</w:t>
+            </w:r>
+            <w:r>
+              <w:rPr>
+                <w:rFonts w:asciiTheme="minorHAnsi" w:eastAsiaTheme="minorEastAsia" w:hAnsiTheme="minorHAnsi" w:cstheme="minorBidi"/>
+                <w:b w:val="0"/>
+                <w:bCs w:val="0"/>
+                <w:noProof/>
+                <w:kern w:val="2"/>
+                <w:sz w:val="24"/>
+                <w:szCs w:val="24"/>
+                <w:lang w:val="en-US"/>
+                <w14:ligatures w14:val="standardContextual"/>
+              </w:rPr>
+              <w:tab/>
+            </w:r>
+            <w:r>
+              <w:rPr>
+                <w:rStyle w:val="Hyperlink"/>
+                <w:noProof/>
+              </w:rPr>
+              <w:t>Selected Local and Online Models</w:t>
+            </w:r>
+            <w:r>
+              <w:rPr>
+                <w:noProof/>
+                <w:webHidden/>
+              </w:rPr>
+              <w:tab/>
+            </w:r>
+            <w:r>
+              <w:rPr>
+                <w:noProof/>
+                <w:webHidden/>
+              </w:rPr>
+              <w:fldChar w:fldCharType="begin"/>
+            </w:r>
+            <w:r>
+              <w:rPr>
+                <w:noProof/>
+                <w:webHidden/>
+              </w:rPr>
+              <w:instrText xml:space="preserve"> PAGEREF _Toc243633315 \h </w:instrText>
             </w:r>
             <w:r>
               <w:rPr>
@@ -760,7 +1042,7 @@
               <w14:ligatures w14:val="standardContextual"/>
             </w:rPr>
           </w:pPr>
-          <w:hyperlink w:anchor="_Toc243584099" w:history="1">
+          <w:hyperlink w:anchor="_Toc243633316" w:history="1">
             <w:r>
               <w:rPr>
                 <w:rStyle w:val="Hyperlink"/>
@@ -807,7 +1089,7 @@
                 <w:noProof/>
                 <w:webHidden/>
               </w:rPr>
-              <w:instrText xml:space="preserve"> PAGEREF _Toc243584099 \h </w:instrText>
+              <w:instrText xml:space="preserve"> PAGEREF _Toc243633316 \h </w:instrText>
             </w:r>
             <w:r>
               <w:rPr>
@@ -852,7 +1134,7 @@
               <w14:ligatures w14:val="standardContextual"/>
             </w:rPr>
           </w:pPr>
-          <w:hyperlink w:anchor="_Toc243584100" w:history="1">
+          <w:hyperlink w:anchor="_Toc243633317" w:history="1">
             <w:r>
               <w:rPr>
                 <w:rStyle w:val="Hyperlink"/>
@@ -878,7 +1160,7 @@
                 <w:rStyle w:val="Hyperlink"/>
                 <w:noProof/>
               </w:rPr>
-              <w:t>Evaluation of Models</w:t>
+              <w:t>Model Evaluation</w:t>
             </w:r>
             <w:r>
               <w:rPr>
@@ -899,7 +1181,7 @@
                 <w:noProof/>
                 <w:webHidden/>
               </w:rPr>
-              <w:instrText xml:space="preserve"> PAGEREF _Toc243584100 \h </w:instrText>
+              <w:instrText xml:space="preserve"> PAGEREF _Toc243633317 \h </w:instrText>
             </w:r>
             <w:r>
               <w:rPr>
@@ -944,7 +1226,7 @@
               <w14:ligatures w14:val="standardContextual"/>
             </w:rPr>
           </w:pPr>
-          <w:hyperlink w:anchor="_Toc243584101" w:history="1">
+          <w:hyperlink w:anchor="_Toc243633318" w:history="1">
             <w:r>
               <w:rPr>
                 <w:rStyle w:val="Hyperlink"/>
@@ -970,7 +1252,7 @@
                 <w:rStyle w:val="Hyperlink"/>
                 <w:noProof/>
               </w:rPr>
-              <w:t>Results</w:t>
+              <w:t>Results and Discussion</w:t>
             </w:r>
             <w:r>
               <w:rPr>
@@ -991,7 +1273,7 @@
                 <w:noProof/>
                 <w:webHidden/>
               </w:rPr>
-              <w:instrText xml:space="preserve"> PAGEREF _Toc243584101 \h </w:instrText>
+              <w:instrText xml:space="preserve"> PAGEREF _Toc243633318 \h </w:instrText>
             </w:r>
             <w:r>
               <w:rPr>
@@ -1036,7 +1318,7 @@
               <w14:ligatures w14:val="standardContextual"/>
             </w:rPr>
           </w:pPr>
-          <w:hyperlink w:anchor="_Toc243584102" w:history="1">
+          <w:hyperlink w:anchor="_Toc243633319" w:history="1">
             <w:r>
               <w:rPr>
                 <w:rStyle w:val="Hyperlink"/>
@@ -1062,7 +1344,7 @@
                 <w:rStyle w:val="Hyperlink"/>
                 <w:noProof/>
               </w:rPr>
-              <w:t>Summary</w:t>
+              <w:t>Summary and Conclusions</w:t>
             </w:r>
             <w:r>
               <w:rPr>
@@ -1083,7 +1365,7 @@
                 <w:noProof/>
                 <w:webHidden/>
               </w:rPr>
-              <w:instrText xml:space="preserve"> PAGEREF _Toc243584102 \h </w:instrText>
+              <w:instrText xml:space="preserve"> PAGEREF _Toc243633319 \h </w:instrText>
             </w:r>
             <w:r>
               <w:rPr>
@@ -1128,7 +1410,7 @@
               <w14:ligatures w14:val="standardContextual"/>
             </w:rPr>
           </w:pPr>
-          <w:hyperlink w:anchor="_Toc243584103" w:history="1">
+          <w:hyperlink w:anchor="_Toc243633320" w:history="1">
             <w:r>
               <w:rPr>
                 <w:rStyle w:val="Hyperlink"/>
@@ -1155,7 +1437,7 @@
                 <w:noProof/>
                 <w:webHidden/>
               </w:rPr>
-              <w:instrText xml:space="preserve"> PAGEREF _Toc243584103 \h </w:instrText>
+              <w:instrText xml:space="preserve"> PAGEREF _Toc243633320 \h </w:instrText>
             </w:r>
             <w:r>
               <w:rPr>
@@ -1219,7 +1501,7 @@
           <w:numId w:val="3"/>
         </w:numPr>
       </w:pPr>
-      <w:bookmarkStart w:id="0" w:name="_Toc243584093"/>
+      <w:bookmarkStart w:id="0" w:name="_Toc243633307"/>
       <w:r>
         <w:lastRenderedPageBreak/>
         <w:t>Introduction</w:t>
@@ -1227,26 +1509,75 @@
       <w:bookmarkEnd w:id="0"/>
     </w:p>
     <w:p>
+      <w:pPr>
+        <w:pStyle w:val="BodyText1"/>
+      </w:pPr>
+      <w:r>
+        <w:t>This thesis investigates the use of locally deployed large language models (LLMs) in healthcare, particular</w:t>
+      </w:r>
+      <w:r>
+        <w:t>ly</w:t>
+      </w:r>
+      <w:r>
+        <w:t xml:space="preserve"> </w:t>
+      </w:r>
+      <w:r>
+        <w:t>in</w:t>
+      </w:r>
+      <w:r>
+        <w:t xml:space="preserve"> mental health guidance. The scope of the thesis is limited to the technical evaluation of model performance and </w:t>
+      </w:r>
+      <w:r>
+        <w:t>behaviour</w:t>
+      </w:r>
+      <w:r>
+        <w:t xml:space="preserve">, rather than </w:t>
+      </w:r>
+      <w:r>
+        <w:t>their effectiveness as a form of medical treatment</w:t>
+      </w:r>
+      <w:r>
+        <w:t>.</w:t>
+      </w:r>
+    </w:p>
+    <w:p>
+      <w:pPr>
+        <w:pStyle w:val="BodyText1"/>
+      </w:pPr>
+    </w:p>
+    <w:p>
+      <w:pPr>
+        <w:pStyle w:val="BodyText1"/>
+      </w:pPr>
       <w:r>
         <w:t xml:space="preserve">This thesis </w:t>
       </w:r>
       <w:r>
-        <w:t xml:space="preserve">is intended </w:t>
-      </w:r>
-      <w:r>
-        <w:t xml:space="preserve">to provide </w:t>
-      </w:r>
-      <w:r>
-        <w:t xml:space="preserve">a look into </w:t>
-      </w:r>
-      <w:r>
-        <w:t xml:space="preserve">local large language model use in the field of healthcare, particularly </w:t>
+        <w:t>investigates</w:t>
+      </w:r>
+      <w:r>
+        <w:t xml:space="preserve"> </w:t>
+      </w:r>
+      <w:r>
+        <w:t xml:space="preserve">local large language model use in healthcare, particularly </w:t>
       </w:r>
       <w:r>
         <w:t xml:space="preserve">in </w:t>
       </w:r>
       <w:r>
-        <w:t xml:space="preserve">mental health. </w:t>
+        <w:t>mental health</w:t>
+      </w:r>
+      <w:r>
+        <w:t xml:space="preserve"> guidance</w:t>
+      </w:r>
+      <w:r>
+        <w:t>.</w:t>
+      </w:r>
+      <w:r>
+        <w:t xml:space="preserve"> The scope of the thesis is contained within model performance and behaviour from a technical standpoint.</w:t>
+      </w:r>
+      <w:r>
+        <w:t xml:space="preserve"> </w:t>
       </w:r>
       <w:r>
         <w:t>The need</w:t>
@@ -1264,22 +1595,39 @@
         <w:t xml:space="preserve">currently </w:t>
       </w:r>
       <w:r>
-        <w:t>meet.</w:t>
-      </w:r>
-      <w:r>
-        <w:t xml:space="preserve"> The scope of the thesis is </w:t>
-      </w:r>
-      <w:r>
-        <w:t>contained within model performance</w:t>
-      </w:r>
-      <w:r>
-        <w:t xml:space="preserve"> and behaviour</w:t>
-      </w:r>
-      <w:r>
-        <w:t xml:space="preserve"> from a technical standpoint</w:t>
-      </w:r>
-      <w:r>
-        <w:t>.</w:t>
+        <w:t>meet</w:t>
+      </w:r>
+      <w:r>
+        <w:t xml:space="preserve">. </w:t>
+      </w:r>
+      <w:proofErr w:type="gramStart"/>
+      <w:r>
+        <w:t>Thus</w:t>
+      </w:r>
+      <w:proofErr w:type="gramEnd"/>
+      <w:r>
+        <w:t xml:space="preserve"> trying to find solutions that could even partially lighten the workload of healthcare professionals is worthwhile. There is already proof that AI </w:t>
+      </w:r>
+      <w:proofErr w:type="gramStart"/>
+      <w:r>
+        <w:t>is able to</w:t>
+      </w:r>
+      <w:proofErr w:type="gramEnd"/>
+      <w:r>
+        <w:t xml:space="preserve"> replace human work in some tasks. </w:t>
+      </w:r>
+    </w:p>
+    <w:p>
+      <w:pPr>
+        <w:pStyle w:val="BodyText1"/>
+      </w:pPr>
+    </w:p>
+    <w:p>
+      <w:pPr>
+        <w:pStyle w:val="BodyText1"/>
+      </w:pPr>
+      <w:r>
+        <w:t>Therefore, this thesis examines the capabilities of local LLMs in mental health guidance, compares their performance with that of online models, and investigates how their suitability for practical tasks can be evaluated systematically. The aim is to identify the tasks for which local models may be sufficiently capable and to assess their limitations from a technical perspective.</w:t>
       </w:r>
     </w:p>
     <w:p>
@@ -1290,30 +1638,92 @@
         </w:tabs>
         <w:ind w:left="792" w:hanging="432"/>
       </w:pPr>
-      <w:bookmarkStart w:id="1" w:name="_Toc243584094"/>
-      <w:r>
-        <w:t>Structure</w:t>
+      <w:bookmarkStart w:id="1" w:name="_Toc243633308"/>
+      <w:r>
+        <w:t>Motivation</w:t>
       </w:r>
       <w:bookmarkEnd w:id="1"/>
     </w:p>
     <w:p>
-      <w:r>
-        <w:t xml:space="preserve">This introduction covers the motivation and research questions of the thesis. </w:t>
-      </w:r>
-      <w:r>
-        <w:t xml:space="preserve">The next chapter discusses why </w:t>
-      </w:r>
-      <w:r>
-        <w:t>particular local language models were chosen</w:t>
-      </w:r>
-      <w:r>
-        <w:t xml:space="preserve"> for study</w:t>
-      </w:r>
-      <w:r>
-        <w:t>.</w:t>
+      <w:pPr>
+        <w:pStyle w:val="BodyText1"/>
+      </w:pPr>
+      <w:r>
+        <w:t xml:space="preserve">Motivation for the thesis came from the author’s interest in studying local large language models and </w:t>
+      </w:r>
+      <w:r>
+        <w:t>what actual benefits they</w:t>
+      </w:r>
+      <w:r>
+        <w:t xml:space="preserve"> might</w:t>
+      </w:r>
+      <w:r>
+        <w:t xml:space="preserve"> have</w:t>
       </w:r>
       <w:r>
         <w:t xml:space="preserve"> </w:t>
+      </w:r>
+      <w:r>
+        <w:t xml:space="preserve">in contrast to online models. There are many fields </w:t>
+      </w:r>
+      <w:r>
+        <w:t xml:space="preserve">of AI use where local models can </w:t>
+      </w:r>
+      <w:r>
+        <w:t>provide beneficial factors</w:t>
+      </w:r>
+      <w:r>
+        <w:t>, such as better privacy</w:t>
+      </w:r>
+      <w:r>
+        <w:t xml:space="preserve">. </w:t>
+      </w:r>
+    </w:p>
+    <w:p>
+      <w:pPr>
+        <w:pStyle w:val="BodyText1"/>
+      </w:pPr>
+      <w:r>
+        <w:t xml:space="preserve">Healthcare is </w:t>
+      </w:r>
+      <w:r>
+        <w:t>a</w:t>
+      </w:r>
+      <w:r>
+        <w:t xml:space="preserve"> field</w:t>
+      </w:r>
+      <w:r>
+        <w:t xml:space="preserve"> where privacy becomes of </w:t>
+      </w:r>
+      <w:r>
+        <w:t>utmost importance.</w:t>
+      </w:r>
+      <w:r>
+        <w:t xml:space="preserve"> This is why </w:t>
+      </w:r>
+      <w:r>
+        <w:t xml:space="preserve">it is worthwhile to study the benefits and </w:t>
+      </w:r>
+      <w:r>
+        <w:t>trade-offs</w:t>
+      </w:r>
+      <w:r>
+        <w:t xml:space="preserve"> of using local</w:t>
+      </w:r>
+      <w:r>
+        <w:t xml:space="preserve"> AI models </w:t>
+      </w:r>
+      <w:r>
+        <w:t>for</w:t>
+      </w:r>
+      <w:r>
+        <w:t xml:space="preserve"> better privacy, at the expense of </w:t>
+      </w:r>
+      <w:r>
+        <w:t xml:space="preserve">less </w:t>
+      </w:r>
+      <w:r>
+        <w:t>computing power.</w:t>
       </w:r>
     </w:p>
     <w:p>
@@ -1324,87 +1734,13 @@
         </w:tabs>
         <w:ind w:left="792" w:hanging="432"/>
       </w:pPr>
-      <w:bookmarkStart w:id="2" w:name="_Toc243584095"/>
-      <w:r>
-        <w:t>Motivation</w:t>
+      <w:bookmarkStart w:id="2" w:name="_Toc243633309"/>
+      <w:r>
+        <w:lastRenderedPageBreak/>
+        <w:t>Background</w:t>
       </w:r>
       <w:bookmarkEnd w:id="2"/>
     </w:p>
-    <w:p>
-      <w:r>
-        <w:t xml:space="preserve">Motivation for the thesis came from the author’s interest in studying local large language models and </w:t>
-      </w:r>
-      <w:r>
-        <w:t>what actual benefits they</w:t>
-      </w:r>
-      <w:r>
-        <w:t xml:space="preserve"> might</w:t>
-      </w:r>
-      <w:r>
-        <w:t xml:space="preserve"> have</w:t>
-      </w:r>
-      <w:r>
-        <w:t xml:space="preserve"> </w:t>
-      </w:r>
-      <w:r>
-        <w:t xml:space="preserve">in contrast to online models. There are many fields </w:t>
-      </w:r>
-      <w:r>
-        <w:t xml:space="preserve">of AI use where local models can </w:t>
-      </w:r>
-      <w:r>
-        <w:t>provide beneficial factors</w:t>
-      </w:r>
-      <w:r>
-        <w:t xml:space="preserve">, such as better privacy. </w:t>
-      </w:r>
-    </w:p>
-    <w:p/>
-    <w:p>
-      <w:r>
-        <w:t xml:space="preserve">Healthcare is </w:t>
-      </w:r>
-      <w:r>
-        <w:t>a</w:t>
-      </w:r>
-      <w:r>
-        <w:t xml:space="preserve"> field</w:t>
-      </w:r>
-      <w:r>
-        <w:t xml:space="preserve"> where privacy becomes of </w:t>
-      </w:r>
-      <w:r>
-        <w:t>utmost importance.</w:t>
-      </w:r>
-      <w:r>
-        <w:t xml:space="preserve"> This is why </w:t>
-      </w:r>
-      <w:r>
-        <w:t xml:space="preserve">it is worthwhile to study the benefits and </w:t>
-      </w:r>
-      <w:r>
-        <w:t>trade-offs</w:t>
-      </w:r>
-      <w:r>
-        <w:t xml:space="preserve"> of using local</w:t>
-      </w:r>
-      <w:r>
-        <w:t xml:space="preserve"> AI models </w:t>
-      </w:r>
-      <w:r>
-        <w:t>for</w:t>
-      </w:r>
-      <w:r>
-        <w:t xml:space="preserve"> better privacy, at the expense of </w:t>
-      </w:r>
-      <w:r>
-        <w:t xml:space="preserve">less </w:t>
-      </w:r>
-      <w:r>
-        <w:t>computing power.</w:t>
-      </w:r>
-    </w:p>
-    <w:p/>
     <w:p>
       <w:pPr>
         <w:pStyle w:val="Heading2"/>
@@ -1413,83 +1749,211 @@
         </w:tabs>
         <w:ind w:left="792" w:hanging="432"/>
       </w:pPr>
-      <w:bookmarkStart w:id="3" w:name="_Toc243584096"/>
-      <w:r>
-        <w:t>Research Methods</w:t>
+      <w:bookmarkStart w:id="3" w:name="_Toc243633310"/>
+      <w:r>
+        <w:t>Thesis Objectives and Scope</w:t>
       </w:r>
       <w:bookmarkEnd w:id="3"/>
     </w:p>
     <w:p>
       <w:pPr>
+        <w:pStyle w:val="Heading2"/>
+        <w:tabs>
+          <w:tab w:val="clear" w:pos="851"/>
+        </w:tabs>
+        <w:ind w:left="792" w:hanging="432"/>
+      </w:pPr>
+      <w:bookmarkStart w:id="4" w:name="_Toc243633311"/>
+      <w:r>
+        <w:t>Thesis Structure</w:t>
+      </w:r>
+      <w:bookmarkEnd w:id="4"/>
+    </w:p>
+    <w:p>
+      <w:pPr>
+        <w:pStyle w:val="BodyText1"/>
+      </w:pPr>
+      <w:r>
+        <w:t>This introduction covers the motivation of the thesis, as well as background in the subject. The research questions are introduced in the next chapter.</w:t>
+      </w:r>
+    </w:p>
+    <w:p>
+      <w:pPr>
         <w:pStyle w:val="Heading1"/>
       </w:pPr>
-      <w:bookmarkStart w:id="4" w:name="_Toc243584097"/>
+      <w:bookmarkStart w:id="5" w:name="_Toc243633312"/>
       <w:r>
         <w:lastRenderedPageBreak/>
         <w:t>Research Questions</w:t>
       </w:r>
-      <w:bookmarkEnd w:id="4"/>
+      <w:bookmarkEnd w:id="5"/>
+    </w:p>
+    <w:p>
+      <w:pPr>
+        <w:pStyle w:val="BodyText1"/>
+      </w:pPr>
+      <w:r>
+        <w:t>The research questions of this thesis have been formed around the idea of first identifying which tasks local LLMs are capable enough to perform, second how the models can be evaluated systematically</w:t>
+      </w:r>
+      <w:r>
+        <w:t>,</w:t>
+      </w:r>
+      <w:r>
+        <w:t xml:space="preserve"> and </w:t>
+      </w:r>
+      <w:r>
+        <w:t>third, can local LLMs perform actual tasks in mental health guidance suitably?</w:t>
+      </w:r>
+    </w:p>
+    <w:p>
+      <w:pPr>
+        <w:pStyle w:val="ListParagraph"/>
+        <w:numPr>
+          <w:ilvl w:val="1"/>
+          <w:numId w:val="5"/>
+        </w:numPr>
+      </w:pPr>
+      <w:r>
+        <w:t>In w</w:t>
+      </w:r>
+      <w:r>
+        <w:t>hich areas of</w:t>
+      </w:r>
+      <w:r>
+        <w:t xml:space="preserve"> mental health guidance </w:t>
+      </w:r>
+      <w:r>
+        <w:t>can local LLMs provide enough capability to carry out tasks compared to online models?</w:t>
+      </w:r>
+    </w:p>
+    <w:p>
+      <w:pPr>
+        <w:pStyle w:val="ListParagraph"/>
+      </w:pPr>
+    </w:p>
+    <w:p>
+      <w:pPr>
+        <w:pStyle w:val="ListParagraph"/>
+        <w:numPr>
+          <w:ilvl w:val="1"/>
+          <w:numId w:val="5"/>
+        </w:numPr>
+      </w:pPr>
+      <w:r>
+        <w:t>How can local LLMs be evaluated systematically?</w:t>
+      </w:r>
+    </w:p>
+    <w:p>
+      <w:pPr>
+        <w:pStyle w:val="ListParagraph"/>
+      </w:pPr>
+    </w:p>
+    <w:p>
+      <w:pPr>
+        <w:pStyle w:val="ListParagraph"/>
+        <w:numPr>
+          <w:ilvl w:val="1"/>
+          <w:numId w:val="5"/>
+        </w:numPr>
+      </w:pPr>
+      <w:r>
+        <w:t>Can local LLMs perform actual tasks in mental health guidance suitably?</w:t>
+      </w:r>
     </w:p>
     <w:p>
       <w:pPr>
         <w:pStyle w:val="Heading1"/>
       </w:pPr>
-      <w:bookmarkStart w:id="5" w:name="_Toc243584098"/>
+      <w:bookmarkStart w:id="6" w:name="_Toc243633313"/>
       <w:r>
         <w:lastRenderedPageBreak/>
         <w:t>Model</w:t>
       </w:r>
-      <w:bookmarkEnd w:id="5"/>
       <w:r>
         <w:t xml:space="preserve"> Selection</w:t>
       </w:r>
+      <w:bookmarkEnd w:id="6"/>
+    </w:p>
+    <w:p>
+      <w:pPr>
+        <w:pStyle w:val="Heading2"/>
+        <w:tabs>
+          <w:tab w:val="clear" w:pos="851"/>
+        </w:tabs>
+        <w:ind w:left="792" w:hanging="432"/>
+      </w:pPr>
+      <w:bookmarkStart w:id="7" w:name="_Toc243633314"/>
+      <w:r>
+        <w:t>Selection Criteria</w:t>
+      </w:r>
+      <w:bookmarkEnd w:id="7"/>
+    </w:p>
+    <w:p>
+      <w:pPr>
+        <w:pStyle w:val="Heading2"/>
+        <w:tabs>
+          <w:tab w:val="clear" w:pos="851"/>
+        </w:tabs>
+        <w:ind w:left="792" w:hanging="432"/>
+      </w:pPr>
+      <w:bookmarkStart w:id="8" w:name="_Toc243633315"/>
+      <w:r>
+        <w:t>Selected Local and Online Models</w:t>
+      </w:r>
+      <w:bookmarkEnd w:id="8"/>
     </w:p>
     <w:p>
       <w:pPr>
         <w:pStyle w:val="Heading1"/>
       </w:pPr>
-      <w:bookmarkStart w:id="6" w:name="_Toc243584099"/>
+      <w:bookmarkStart w:id="9" w:name="_Toc243633316"/>
       <w:r>
         <w:lastRenderedPageBreak/>
         <w:t>Model Evaluation Methods</w:t>
       </w:r>
-      <w:bookmarkEnd w:id="6"/>
+      <w:bookmarkEnd w:id="9"/>
     </w:p>
     <w:p>
       <w:pPr>
         <w:pStyle w:val="Heading1"/>
       </w:pPr>
-      <w:bookmarkStart w:id="7" w:name="_Toc243584100"/>
+      <w:bookmarkStart w:id="10" w:name="_Toc243633317"/>
       <w:r>
         <w:lastRenderedPageBreak/>
         <w:t>Model</w:t>
       </w:r>
-      <w:bookmarkEnd w:id="7"/>
       <w:r>
         <w:t xml:space="preserve"> Evaluation</w:t>
       </w:r>
+      <w:bookmarkEnd w:id="10"/>
     </w:p>
     <w:p>
       <w:pPr>
         <w:pStyle w:val="Heading1"/>
       </w:pPr>
-      <w:bookmarkStart w:id="8" w:name="_Toc243584101"/>
+      <w:bookmarkStart w:id="11" w:name="_Toc243633318"/>
       <w:r>
         <w:lastRenderedPageBreak/>
         <w:t>Results</w:t>
       </w:r>
-      <w:bookmarkEnd w:id="8"/>
+      <w:r>
+        <w:t xml:space="preserve"> and Discussion</w:t>
+      </w:r>
+      <w:bookmarkEnd w:id="11"/>
     </w:p>
     <w:p>
       <w:pPr>
         <w:pStyle w:val="Heading1"/>
       </w:pPr>
-      <w:bookmarkStart w:id="9" w:name="_Toc243584102"/>
+      <w:bookmarkStart w:id="12" w:name="_Toc243633319"/>
       <w:r>
         <w:lastRenderedPageBreak/>
         <w:t>Summary</w:t>
       </w:r>
-      <w:bookmarkEnd w:id="9"/>
+      <w:r>
+        <w:t xml:space="preserve"> and Conclusions</w:t>
+      </w:r>
+      <w:bookmarkEnd w:id="12"/>
     </w:p>
     <w:p>
       <w:pPr>
@@ -1513,12 +1977,12 @@
           <w:numId w:val="0"/>
         </w:numPr>
       </w:pPr>
-      <w:bookmarkStart w:id="10" w:name="_Toc243584103"/>
+      <w:bookmarkStart w:id="13" w:name="_Toc243633320"/>
       <w:r>
         <w:lastRenderedPageBreak/>
         <w:t>References</w:t>
       </w:r>
-      <w:bookmarkEnd w:id="10"/>
+      <w:bookmarkEnd w:id="13"/>
     </w:p>
     <w:sectPr>
       <w:headerReference w:type="default" r:id="rId11"/>
@@ -2007,6 +2471,92 @@
       </w:pPr>
     </w:lvl>
   </w:abstractNum>
+  <w:abstractNum w:abstractNumId="3" w15:restartNumberingAfterBreak="0">
+    <w:nsid w:val="750C3091"/>
+    <w:multiLevelType w:val="multilevel"/>
+    <w:tmpl w:val="D7708860"/>
+    <w:lvl w:ilvl="0">
+      <w:start w:val="1"/>
+      <w:numFmt w:val="decimal"/>
+      <w:lvlText w:val="%1."/>
+      <w:lvlJc w:val="left"/>
+      <w:pPr>
+        <w:ind w:left="360" w:hanging="360"/>
+      </w:pPr>
+    </w:lvl>
+    <w:lvl w:ilvl="1">
+      <w:start w:val="1"/>
+      <w:numFmt w:val="decimal"/>
+      <w:lvlText w:val="%2."/>
+      <w:lvlJc w:val="left"/>
+      <w:pPr>
+        <w:ind w:left="720" w:hanging="360"/>
+      </w:pPr>
+    </w:lvl>
+    <w:lvl w:ilvl="2">
+      <w:start w:val="1"/>
+      <w:numFmt w:val="decimal"/>
+      <w:lvlText w:val="%1.%2.%3."/>
+      <w:lvlJc w:val="left"/>
+      <w:pPr>
+        <w:ind w:left="1224" w:hanging="504"/>
+      </w:pPr>
+    </w:lvl>
+    <w:lvl w:ilvl="3">
+      <w:start w:val="1"/>
+      <w:numFmt w:val="decimal"/>
+      <w:lvlText w:val="%1.%2.%3.%4."/>
+      <w:lvlJc w:val="left"/>
+      <w:pPr>
+        <w:ind w:left="1728" w:hanging="648"/>
+      </w:pPr>
+    </w:lvl>
+    <w:lvl w:ilvl="4">
+      <w:start w:val="1"/>
+      <w:numFmt w:val="decimal"/>
+      <w:lvlText w:val="%1.%2.%3.%4.%5."/>
+      <w:lvlJc w:val="left"/>
+      <w:pPr>
+        <w:ind w:left="2232" w:hanging="792"/>
+      </w:pPr>
+    </w:lvl>
+    <w:lvl w:ilvl="5">
+      <w:start w:val="1"/>
+      <w:numFmt w:val="decimal"/>
+      <w:lvlText w:val="%1.%2.%3.%4.%5.%6."/>
+      <w:lvlJc w:val="left"/>
+      <w:pPr>
+        <w:ind w:left="2736" w:hanging="936"/>
+      </w:pPr>
+    </w:lvl>
+    <w:lvl w:ilvl="6">
+      <w:start w:val="1"/>
+      <w:numFmt w:val="decimal"/>
+      <w:lvlText w:val="%1.%2.%3.%4.%5.%6.%7."/>
+      <w:lvlJc w:val="left"/>
+      <w:pPr>
+        <w:ind w:left="3240" w:hanging="1080"/>
+      </w:pPr>
+    </w:lvl>
+    <w:lvl w:ilvl="7">
+      <w:start w:val="1"/>
+      <w:numFmt w:val="decimal"/>
+      <w:lvlText w:val="%1.%2.%3.%4.%5.%6.%7.%8."/>
+      <w:lvlJc w:val="left"/>
+      <w:pPr>
+        <w:ind w:left="3744" w:hanging="1224"/>
+      </w:pPr>
+    </w:lvl>
+    <w:lvl w:ilvl="8">
+      <w:start w:val="1"/>
+      <w:numFmt w:val="decimal"/>
+      <w:lvlText w:val="%1.%2.%3.%4.%5.%6.%7.%8.%9."/>
+      <w:lvlJc w:val="left"/>
+      <w:pPr>
+        <w:ind w:left="4320" w:hanging="1440"/>
+      </w:pPr>
+    </w:lvl>
+  </w:abstractNum>
   <w:num w:numId="1" w16cid:durableId="986594025">
     <w:abstractNumId w:val="1"/>
   </w:num>
@@ -2015,6 +2565,39 @@
   </w:num>
   <w:num w:numId="3" w16cid:durableId="312881146">
     <w:abstractNumId w:val="2"/>
+  </w:num>
+  <w:num w:numId="4" w16cid:durableId="962924449">
+    <w:abstractNumId w:val="0"/>
+    <w:lvlOverride w:ilvl="0">
+      <w:startOverride w:val="1"/>
+    </w:lvlOverride>
+    <w:lvlOverride w:ilvl="1">
+      <w:startOverride w:val="1"/>
+    </w:lvlOverride>
+    <w:lvlOverride w:ilvl="2">
+      <w:startOverride w:val="1"/>
+    </w:lvlOverride>
+    <w:lvlOverride w:ilvl="3">
+      <w:startOverride w:val="1"/>
+    </w:lvlOverride>
+    <w:lvlOverride w:ilvl="4">
+      <w:startOverride w:val="1"/>
+    </w:lvlOverride>
+    <w:lvlOverride w:ilvl="5">
+      <w:startOverride w:val="1"/>
+    </w:lvlOverride>
+    <w:lvlOverride w:ilvl="6">
+      <w:startOverride w:val="1"/>
+    </w:lvlOverride>
+    <w:lvlOverride w:ilvl="7">
+      <w:startOverride w:val="1"/>
+    </w:lvlOverride>
+    <w:lvlOverride w:ilvl="8">
+      <w:startOverride w:val="1"/>
+    </w:lvlOverride>
+  </w:num>
+  <w:num w:numId="5" w16cid:durableId="1758793617">
+    <w:abstractNumId w:val="3"/>
   </w:num>
   <w:numIdMacAtCleanup w:val="3"/>
 </w:numbering>
@@ -2663,7 +3246,6 @@
   <w:style w:type="character" w:default="1" w:styleId="DefaultParagraphFont">
     <w:name w:val="Default Paragraph Font"/>
     <w:uiPriority w:val="1"/>
-    <w:semiHidden/>
     <w:unhideWhenUsed/>
   </w:style>
   <w:style w:type="table" w:default="1" w:styleId="TableNormal">
@@ -3132,7 +3714,7 @@
     <w:uiPriority w:val="39"/>
     <w:unhideWhenUsed/>
     <w:qFormat/>
-    <w:rsid w:val="00F56891"/>
+    <w:rsid w:val="00415879"/>
     <w:pPr>
       <w:tabs>
         <w:tab w:val="left" w:pos="660"/>
@@ -3579,6 +4161,19 @@
     <w:rPr>
       <w:color w:val="605E5C"/>
       <w:shd w:val="clear" w:color="auto" w:fill="E1DFDD"/>
+    </w:rPr>
+  </w:style>
+  <w:style w:type="paragraph" w:styleId="NormalWeb">
+    <w:name w:val="Normal (Web)"/>
+    <w:basedOn w:val="Normal"/>
+    <w:uiPriority w:val="99"/>
+    <w:semiHidden/>
+    <w:unhideWhenUsed/>
+    <w:rsid w:val="00172726"/>
+    <w:rPr>
+      <w:rFonts w:cs="Times New Roman"/>
+      <w:sz w:val="24"/>
+      <w:szCs w:val="24"/>
     </w:rPr>
   </w:style>
 </w:styles>

--- a/thesis/drafts/Diploma Thesis Draft Santeri Paakala.docx
+++ b/thesis/drafts/Diploma Thesis Draft Santeri Paakala.docx
@@ -202,7 +202,7 @@
             </w:rPr>
             <w:fldChar w:fldCharType="separate"/>
           </w:r>
-          <w:hyperlink w:anchor="_Toc243633307" w:history="1">
+          <w:hyperlink w:anchor="_Toc243642885" w:history="1">
             <w:r>
               <w:rPr>
                 <w:rStyle w:val="Hyperlink"/>
@@ -249,7 +249,7 @@
                 <w:noProof/>
                 <w:webHidden/>
               </w:rPr>
-              <w:instrText xml:space="preserve"> PAGEREF _Toc243633307 \h </w:instrText>
+              <w:instrText xml:space="preserve"> PAGEREF _Toc243642885 \h </w:instrText>
             </w:r>
             <w:r>
               <w:rPr>
@@ -295,7 +295,7 @@
               <w14:ligatures w14:val="standardContextual"/>
             </w:rPr>
           </w:pPr>
-          <w:hyperlink w:anchor="_Toc243633308" w:history="1">
+          <w:hyperlink w:anchor="_Toc243642886" w:history="1">
             <w:r>
               <w:rPr>
                 <w:rStyle w:val="Hyperlink"/>
@@ -343,7 +343,7 @@
                 <w:noProof/>
                 <w:webHidden/>
               </w:rPr>
-              <w:instrText xml:space="preserve"> PAGEREF _Toc243633308 \h </w:instrText>
+              <w:instrText xml:space="preserve"> PAGEREF _Toc243642886 \h </w:instrText>
             </w:r>
             <w:r>
               <w:rPr>
@@ -389,7 +389,7 @@
               <w14:ligatures w14:val="standardContextual"/>
             </w:rPr>
           </w:pPr>
-          <w:hyperlink w:anchor="_Toc243633309" w:history="1">
+          <w:hyperlink w:anchor="_Toc243642887" w:history="1">
             <w:r>
               <w:rPr>
                 <w:rStyle w:val="Hyperlink"/>
@@ -437,7 +437,7 @@
                 <w:noProof/>
                 <w:webHidden/>
               </w:rPr>
-              <w:instrText xml:space="preserve"> PAGEREF _Toc243633309 \h </w:instrText>
+              <w:instrText xml:space="preserve"> PAGEREF _Toc243642887 \h </w:instrText>
             </w:r>
             <w:r>
               <w:rPr>
@@ -457,7 +457,7 @@
                 <w:noProof/>
                 <w:webHidden/>
               </w:rPr>
-              <w:t>4</w:t>
+              <w:t>5</w:t>
             </w:r>
             <w:r>
               <w:rPr>
@@ -483,7 +483,7 @@
               <w14:ligatures w14:val="standardContextual"/>
             </w:rPr>
           </w:pPr>
-          <w:hyperlink w:anchor="_Toc243633310" w:history="1">
+          <w:hyperlink w:anchor="_Toc243642888" w:history="1">
             <w:r>
               <w:rPr>
                 <w:rStyle w:val="Hyperlink"/>
@@ -531,7 +531,7 @@
                 <w:noProof/>
                 <w:webHidden/>
               </w:rPr>
-              <w:instrText xml:space="preserve"> PAGEREF _Toc243633310 \h </w:instrText>
+              <w:instrText xml:space="preserve"> PAGEREF _Toc243642888 \h </w:instrText>
             </w:r>
             <w:r>
               <w:rPr>
@@ -551,7 +551,7 @@
                 <w:noProof/>
                 <w:webHidden/>
               </w:rPr>
-              <w:t>4</w:t>
+              <w:t>5</w:t>
             </w:r>
             <w:r>
               <w:rPr>
@@ -577,7 +577,7 @@
               <w14:ligatures w14:val="standardContextual"/>
             </w:rPr>
           </w:pPr>
-          <w:hyperlink w:anchor="_Toc243633311" w:history="1">
+          <w:hyperlink w:anchor="_Toc243642889" w:history="1">
             <w:r>
               <w:rPr>
                 <w:rStyle w:val="Hyperlink"/>
@@ -625,7 +625,7 @@
                 <w:noProof/>
                 <w:webHidden/>
               </w:rPr>
-              <w:instrText xml:space="preserve"> PAGEREF _Toc243633311 \h </w:instrText>
+              <w:instrText xml:space="preserve"> PAGEREF _Toc243642889 \h </w:instrText>
             </w:r>
             <w:r>
               <w:rPr>
@@ -645,7 +645,7 @@
                 <w:noProof/>
                 <w:webHidden/>
               </w:rPr>
-              <w:t>4</w:t>
+              <w:t>5</w:t>
             </w:r>
             <w:r>
               <w:rPr>
@@ -670,7 +670,7 @@
               <w14:ligatures w14:val="standardContextual"/>
             </w:rPr>
           </w:pPr>
-          <w:hyperlink w:anchor="_Toc243633312" w:history="1">
+          <w:hyperlink w:anchor="_Toc243642890" w:history="1">
             <w:r>
               <w:rPr>
                 <w:rStyle w:val="Hyperlink"/>
@@ -717,7 +717,7 @@
                 <w:noProof/>
                 <w:webHidden/>
               </w:rPr>
-              <w:instrText xml:space="preserve"> PAGEREF _Toc243633312 \h </w:instrText>
+              <w:instrText xml:space="preserve"> PAGEREF _Toc243642890 \h </w:instrText>
             </w:r>
             <w:r>
               <w:rPr>
@@ -737,7 +737,7 @@
                 <w:noProof/>
                 <w:webHidden/>
               </w:rPr>
-              <w:t>5</w:t>
+              <w:t>6</w:t>
             </w:r>
             <w:r>
               <w:rPr>
@@ -762,7 +762,7 @@
               <w14:ligatures w14:val="standardContextual"/>
             </w:rPr>
           </w:pPr>
-          <w:hyperlink w:anchor="_Toc243633313" w:history="1">
+          <w:hyperlink w:anchor="_Toc243642891" w:history="1">
             <w:r>
               <w:rPr>
                 <w:rStyle w:val="Hyperlink"/>
@@ -809,7 +809,7 @@
                 <w:noProof/>
                 <w:webHidden/>
               </w:rPr>
-              <w:instrText xml:space="preserve"> PAGEREF _Toc243633313 \h </w:instrText>
+              <w:instrText xml:space="preserve"> PAGEREF _Toc243642891 \h </w:instrText>
             </w:r>
             <w:r>
               <w:rPr>
@@ -829,7 +829,7 @@
                 <w:noProof/>
                 <w:webHidden/>
               </w:rPr>
-              <w:t>6</w:t>
+              <w:t>7</w:t>
             </w:r>
             <w:r>
               <w:rPr>
@@ -855,7 +855,7 @@
               <w14:ligatures w14:val="standardContextual"/>
             </w:rPr>
           </w:pPr>
-          <w:hyperlink w:anchor="_Toc243633314" w:history="1">
+          <w:hyperlink w:anchor="_Toc243642892" w:history="1">
             <w:r>
               <w:rPr>
                 <w:rStyle w:val="Hyperlink"/>
@@ -903,7 +903,7 @@
                 <w:noProof/>
                 <w:webHidden/>
               </w:rPr>
-              <w:instrText xml:space="preserve"> PAGEREF _Toc243633314 \h </w:instrText>
+              <w:instrText xml:space="preserve"> PAGEREF _Toc243642892 \h </w:instrText>
             </w:r>
             <w:r>
               <w:rPr>
@@ -923,7 +923,7 @@
                 <w:noProof/>
                 <w:webHidden/>
               </w:rPr>
-              <w:t>6</w:t>
+              <w:t>7</w:t>
             </w:r>
             <w:r>
               <w:rPr>
@@ -949,7 +949,7 @@
               <w14:ligatures w14:val="standardContextual"/>
             </w:rPr>
           </w:pPr>
-          <w:hyperlink w:anchor="_Toc243633315" w:history="1">
+          <w:hyperlink w:anchor="_Toc243642893" w:history="1">
             <w:r>
               <w:rPr>
                 <w:rStyle w:val="Hyperlink"/>
@@ -997,7 +997,7 @@
                 <w:noProof/>
                 <w:webHidden/>
               </w:rPr>
-              <w:instrText xml:space="preserve"> PAGEREF _Toc243633315 \h </w:instrText>
+              <w:instrText xml:space="preserve"> PAGEREF _Toc243642893 \h </w:instrText>
             </w:r>
             <w:r>
               <w:rPr>
@@ -1017,7 +1017,7 @@
                 <w:noProof/>
                 <w:webHidden/>
               </w:rPr>
-              <w:t>6</w:t>
+              <w:t>7</w:t>
             </w:r>
             <w:r>
               <w:rPr>
@@ -1042,7 +1042,7 @@
               <w14:ligatures w14:val="standardContextual"/>
             </w:rPr>
           </w:pPr>
-          <w:hyperlink w:anchor="_Toc243633316" w:history="1">
+          <w:hyperlink w:anchor="_Toc243642894" w:history="1">
             <w:r>
               <w:rPr>
                 <w:rStyle w:val="Hyperlink"/>
@@ -1089,7 +1089,7 @@
                 <w:noProof/>
                 <w:webHidden/>
               </w:rPr>
-              <w:instrText xml:space="preserve"> PAGEREF _Toc243633316 \h </w:instrText>
+              <w:instrText xml:space="preserve"> PAGEREF _Toc243642894 \h </w:instrText>
             </w:r>
             <w:r>
               <w:rPr>
@@ -1109,7 +1109,7 @@
                 <w:noProof/>
                 <w:webHidden/>
               </w:rPr>
-              <w:t>7</w:t>
+              <w:t>8</w:t>
             </w:r>
             <w:r>
               <w:rPr>
@@ -1134,7 +1134,7 @@
               <w14:ligatures w14:val="standardContextual"/>
             </w:rPr>
           </w:pPr>
-          <w:hyperlink w:anchor="_Toc243633317" w:history="1">
+          <w:hyperlink w:anchor="_Toc243642895" w:history="1">
             <w:r>
               <w:rPr>
                 <w:rStyle w:val="Hyperlink"/>
@@ -1181,7 +1181,7 @@
                 <w:noProof/>
                 <w:webHidden/>
               </w:rPr>
-              <w:instrText xml:space="preserve"> PAGEREF _Toc243633317 \h </w:instrText>
+              <w:instrText xml:space="preserve"> PAGEREF _Toc243642895 \h </w:instrText>
             </w:r>
             <w:r>
               <w:rPr>
@@ -1201,7 +1201,7 @@
                 <w:noProof/>
                 <w:webHidden/>
               </w:rPr>
-              <w:t>8</w:t>
+              <w:t>9</w:t>
             </w:r>
             <w:r>
               <w:rPr>
@@ -1226,7 +1226,7 @@
               <w14:ligatures w14:val="standardContextual"/>
             </w:rPr>
           </w:pPr>
-          <w:hyperlink w:anchor="_Toc243633318" w:history="1">
+          <w:hyperlink w:anchor="_Toc243642896" w:history="1">
             <w:r>
               <w:rPr>
                 <w:rStyle w:val="Hyperlink"/>
@@ -1273,7 +1273,7 @@
                 <w:noProof/>
                 <w:webHidden/>
               </w:rPr>
-              <w:instrText xml:space="preserve"> PAGEREF _Toc243633318 \h </w:instrText>
+              <w:instrText xml:space="preserve"> PAGEREF _Toc243642896 \h </w:instrText>
             </w:r>
             <w:r>
               <w:rPr>
@@ -1293,7 +1293,7 @@
                 <w:noProof/>
                 <w:webHidden/>
               </w:rPr>
-              <w:t>9</w:t>
+              <w:t>10</w:t>
             </w:r>
             <w:r>
               <w:rPr>
@@ -1318,7 +1318,7 @@
               <w14:ligatures w14:val="standardContextual"/>
             </w:rPr>
           </w:pPr>
-          <w:hyperlink w:anchor="_Toc243633319" w:history="1">
+          <w:hyperlink w:anchor="_Toc243642897" w:history="1">
             <w:r>
               <w:rPr>
                 <w:rStyle w:val="Hyperlink"/>
@@ -1365,7 +1365,7 @@
                 <w:noProof/>
                 <w:webHidden/>
               </w:rPr>
-              <w:instrText xml:space="preserve"> PAGEREF _Toc243633319 \h </w:instrText>
+              <w:instrText xml:space="preserve"> PAGEREF _Toc243642897 \h </w:instrText>
             </w:r>
             <w:r>
               <w:rPr>
@@ -1385,7 +1385,7 @@
                 <w:noProof/>
                 <w:webHidden/>
               </w:rPr>
-              <w:t>10</w:t>
+              <w:t>11</w:t>
             </w:r>
             <w:r>
               <w:rPr>
@@ -1410,7 +1410,7 @@
               <w14:ligatures w14:val="standardContextual"/>
             </w:rPr>
           </w:pPr>
-          <w:hyperlink w:anchor="_Toc243633320" w:history="1">
+          <w:hyperlink w:anchor="_Toc243642898" w:history="1">
             <w:r>
               <w:rPr>
                 <w:rStyle w:val="Hyperlink"/>
@@ -1437,7 +1437,7 @@
                 <w:noProof/>
                 <w:webHidden/>
               </w:rPr>
-              <w:instrText xml:space="preserve"> PAGEREF _Toc243633320 \h </w:instrText>
+              <w:instrText xml:space="preserve"> PAGEREF _Toc243642898 \h </w:instrText>
             </w:r>
             <w:r>
               <w:rPr>
@@ -1457,7 +1457,7 @@
                 <w:noProof/>
                 <w:webHidden/>
               </w:rPr>
-              <w:t>11</w:t>
+              <w:t>12</w:t>
             </w:r>
             <w:r>
               <w:rPr>
@@ -1501,7 +1501,7 @@
           <w:numId w:val="3"/>
         </w:numPr>
       </w:pPr>
-      <w:bookmarkStart w:id="0" w:name="_Toc243633307"/>
+      <w:bookmarkStart w:id="0" w:name="_Toc243642885"/>
       <w:r>
         <w:lastRenderedPageBreak/>
         <w:t>Introduction</w:t>
@@ -1513,7 +1513,19 @@
         <w:pStyle w:val="BodyText1"/>
       </w:pPr>
       <w:r>
-        <w:t>This thesis investigates the use of locally deployed large language models (LLMs) in healthcare, particular</w:t>
+        <w:t xml:space="preserve">This thesis </w:t>
+      </w:r>
+      <w:r>
+        <w:t>is a study in</w:t>
+      </w:r>
+      <w:r>
+        <w:t xml:space="preserve"> the use of locally deployed large language models (LLMs) in healthcare</w:t>
+      </w:r>
+      <w:r>
+        <w:t xml:space="preserve"> services</w:t>
+      </w:r>
+      <w:r>
+        <w:t>, particular</w:t>
       </w:r>
       <w:r>
         <w:t>ly</w:t>
@@ -1525,109 +1537,96 @@
         <w:t>in</w:t>
       </w:r>
       <w:r>
-        <w:t xml:space="preserve"> mental health guidance. The scope of the thesis is limited to the technical evaluation of model performance and </w:t>
+        <w:t xml:space="preserve"> mental health guidance. The scope</w:t>
+      </w:r>
+      <w:r>
+        <w:t xml:space="preserve"> of the study</w:t>
+      </w:r>
+      <w:r>
+        <w:t xml:space="preserve"> is limited to technical evaluation of model performance and </w:t>
       </w:r>
       <w:r>
         <w:t>behaviour</w:t>
       </w:r>
       <w:r>
-        <w:t xml:space="preserve">, rather than </w:t>
-      </w:r>
-      <w:r>
-        <w:t>their effectiveness as a form of medical treatment</w:t>
-      </w:r>
-      <w:r>
         <w:t>.</w:t>
+      </w:r>
+      <w:r>
+        <w:t xml:space="preserve"> </w:t>
+      </w:r>
+      <w:r>
+        <w:t>T</w:t>
+      </w:r>
+      <w:r>
+        <w:t xml:space="preserve">heir </w:t>
+      </w:r>
+      <w:r>
+        <w:t>suitability</w:t>
+      </w:r>
+      <w:r>
+        <w:t xml:space="preserve"> as a form of medical treatment</w:t>
+      </w:r>
+      <w:r>
+        <w:t xml:space="preserve"> is not </w:t>
+      </w:r>
+      <w:r>
+        <w:t>assessed.</w:t>
       </w:r>
     </w:p>
     <w:p>
       <w:pPr>
         <w:pStyle w:val="BodyText1"/>
       </w:pPr>
-    </w:p>
-    <w:p>
-      <w:pPr>
-        <w:pStyle w:val="BodyText1"/>
-      </w:pPr>
-      <w:r>
-        <w:t xml:space="preserve">This thesis </w:t>
-      </w:r>
-      <w:r>
-        <w:t>investigates</w:t>
+      <w:r>
+        <w:t>The study</w:t>
+      </w:r>
+      <w:r>
+        <w:t xml:space="preserve"> is based on </w:t>
+      </w:r>
+      <w:r>
+        <w:t>testing</w:t>
+      </w:r>
+      <w:r>
+        <w:t xml:space="preserve"> the </w:t>
+      </w:r>
+      <w:r>
+        <w:t>capabilities</w:t>
+      </w:r>
+      <w:r>
+        <w:t xml:space="preserve"> of local LLMs</w:t>
       </w:r>
       <w:r>
         <w:t xml:space="preserve"> </w:t>
       </w:r>
       <w:r>
-        <w:t xml:space="preserve">local large language model use in healthcare, particularly </w:t>
-      </w:r>
-      <w:r>
-        <w:t xml:space="preserve">in </w:t>
-      </w:r>
-      <w:r>
-        <w:t>mental health</w:t>
-      </w:r>
-      <w:r>
-        <w:t xml:space="preserve"> guidance</w:t>
-      </w:r>
-      <w:r>
-        <w:t>.</w:t>
-      </w:r>
-      <w:r>
-        <w:t xml:space="preserve"> The scope of the thesis is contained within model performance and behaviour from a technical standpoint.</w:t>
+        <w:t>in</w:t>
+      </w:r>
+      <w:r>
+        <w:t xml:space="preserve"> practical tasks</w:t>
       </w:r>
       <w:r>
         <w:t xml:space="preserve"> </w:t>
       </w:r>
       <w:r>
-        <w:t>The need</w:t>
-      </w:r>
-      <w:r>
-        <w:t xml:space="preserve"> for and ability to offer </w:t>
-      </w:r>
-      <w:r>
-        <w:t>mental health guidance and care</w:t>
-      </w:r>
-      <w:r>
-        <w:t xml:space="preserve"> do not </w:t>
-      </w:r>
-      <w:r>
-        <w:t xml:space="preserve">currently </w:t>
-      </w:r>
-      <w:r>
-        <w:t>meet</w:t>
-      </w:r>
-      <w:r>
-        <w:t xml:space="preserve">. </w:t>
-      </w:r>
-      <w:proofErr w:type="gramStart"/>
-      <w:r>
-        <w:t>Thus</w:t>
-      </w:r>
-      <w:proofErr w:type="gramEnd"/>
-      <w:r>
-        <w:t xml:space="preserve"> trying to find solutions that could even partially lighten the workload of healthcare professionals is worthwhile. There is already proof that AI </w:t>
-      </w:r>
-      <w:proofErr w:type="gramStart"/>
-      <w:r>
-        <w:t>is able to</w:t>
-      </w:r>
-      <w:proofErr w:type="gramEnd"/>
-      <w:r>
-        <w:t xml:space="preserve"> replace human work in some tasks. </w:t>
-      </w:r>
-    </w:p>
-    <w:p>
-      <w:pPr>
-        <w:pStyle w:val="BodyText1"/>
-      </w:pPr>
-    </w:p>
-    <w:p>
-      <w:pPr>
-        <w:pStyle w:val="BodyText1"/>
-      </w:pPr>
-      <w:r>
-        <w:t>Therefore, this thesis examines the capabilities of local LLMs in mental health guidance, compares their performance with that of online models, and investigates how their suitability for practical tasks can be evaluated systematically. The aim is to identify the tasks for which local models may be sufficiently capable and to assess their limitations from a technical perspective.</w:t>
+        <w:t>compare</w:t>
+      </w:r>
+      <w:r>
+        <w:t>d to</w:t>
+      </w:r>
+      <w:r>
+        <w:t xml:space="preserve"> online</w:t>
+      </w:r>
+      <w:r>
+        <w:t xml:space="preserve"> models</w:t>
+      </w:r>
+      <w:r>
+        <w:t>,</w:t>
+      </w:r>
+      <w:r>
+        <w:t xml:space="preserve"> and how their use </w:t>
+      </w:r>
+      <w:r>
+        <w:t>can be evaluated systematically. The aim is to identify tasks for which local models may be sufficiently capable and to assess their limitations from a technical perspective.</w:t>
       </w:r>
     </w:p>
     <w:p>
@@ -1638,7 +1637,7 @@
         </w:tabs>
         <w:ind w:left="792" w:hanging="432"/>
       </w:pPr>
-      <w:bookmarkStart w:id="1" w:name="_Toc243633308"/>
+      <w:bookmarkStart w:id="1" w:name="_Toc243642886"/>
       <w:r>
         <w:t>Motivation</w:t>
       </w:r>
@@ -1647,83 +1646,103 @@
     <w:p>
       <w:pPr>
         <w:pStyle w:val="BodyText1"/>
-      </w:pPr>
-      <w:r>
-        <w:t xml:space="preserve">Motivation for the thesis came from the author’s interest in studying local large language models and </w:t>
-      </w:r>
-      <w:r>
-        <w:t>what actual benefits they</w:t>
-      </w:r>
-      <w:r>
-        <w:t xml:space="preserve"> might</w:t>
-      </w:r>
-      <w:r>
-        <w:t xml:space="preserve"> have</w:t>
-      </w:r>
-      <w:r>
+        <w:rPr>
+          <w:lang w:val="en-US"/>
+        </w:rPr>
+      </w:pPr>
+      <w:r>
+        <w:rPr>
+          <w:lang w:val="en-US"/>
+        </w:rPr>
+        <w:t xml:space="preserve">The motivation for this thesis comes from the author's interest in local LLMs and the practical benefits they </w:t>
+      </w:r>
+      <w:r>
+        <w:rPr>
+          <w:lang w:val="en-US"/>
+        </w:rPr>
+        <w:t>can</w:t>
+      </w:r>
+      <w:r>
+        <w:rPr>
+          <w:lang w:val="en-US"/>
+        </w:rPr>
+        <w:t xml:space="preserve"> offer compared to online models.</w:t>
+      </w:r>
+      <w:r>
+        <w:rPr>
+          <w:lang w:val="en-US"/>
+        </w:rPr>
         <w:t xml:space="preserve"> </w:t>
       </w:r>
       <w:r>
-        <w:t xml:space="preserve">in contrast to online models. There are many fields </w:t>
-      </w:r>
-      <w:r>
-        <w:t xml:space="preserve">of AI use where local models can </w:t>
-      </w:r>
-      <w:r>
-        <w:t>provide beneficial factors</w:t>
-      </w:r>
-      <w:r>
-        <w:t>, such as better privacy</w:t>
-      </w:r>
-      <w:r>
-        <w:t xml:space="preserve">. </w:t>
+        <w:rPr>
+          <w:lang w:val="en-US"/>
+        </w:rPr>
+        <w:t>Local models can offer several advantages, such as greater control over data and improved privacy, since information can be processed without sending it to an external service</w:t>
+      </w:r>
+      <w:r>
+        <w:rPr>
+          <w:lang w:val="en-US"/>
+        </w:rPr>
+        <w:t>.</w:t>
       </w:r>
     </w:p>
     <w:p>
       <w:pPr>
         <w:pStyle w:val="BodyText1"/>
-      </w:pPr>
-      <w:r>
-        <w:t xml:space="preserve">Healthcare is </w:t>
-      </w:r>
-      <w:r>
-        <w:t>a</w:t>
-      </w:r>
-      <w:r>
-        <w:t xml:space="preserve"> field</w:t>
-      </w:r>
-      <w:r>
-        <w:t xml:space="preserve"> where privacy becomes of </w:t>
-      </w:r>
-      <w:r>
-        <w:t>utmost importance.</w:t>
-      </w:r>
-      <w:r>
-        <w:t xml:space="preserve"> This is why </w:t>
-      </w:r>
-      <w:r>
-        <w:t xml:space="preserve">it is worthwhile to study the benefits and </w:t>
-      </w:r>
-      <w:r>
-        <w:t>trade-offs</w:t>
-      </w:r>
-      <w:r>
-        <w:t xml:space="preserve"> of using local</w:t>
-      </w:r>
-      <w:r>
-        <w:t xml:space="preserve"> AI models </w:t>
-      </w:r>
-      <w:r>
-        <w:t>for</w:t>
-      </w:r>
-      <w:r>
-        <w:t xml:space="preserve"> better privacy, at the expense of </w:t>
-      </w:r>
-      <w:r>
-        <w:t xml:space="preserve">less </w:t>
-      </w:r>
-      <w:r>
-        <w:t>computing power.</w:t>
+        <w:rPr>
+          <w:lang w:val="en-US"/>
+        </w:rPr>
+      </w:pPr>
+      <w:r>
+        <w:rPr>
+          <w:lang w:val="en-US"/>
+        </w:rPr>
+        <w:t xml:space="preserve">Privacy is especially important in healthcare, where people may share sensitive personal information about their health and </w:t>
+      </w:r>
+      <w:r>
+        <w:rPr>
+          <w:lang w:val="en-US"/>
+        </w:rPr>
+        <w:t>lives</w:t>
+      </w:r>
+      <w:r>
+        <w:rPr>
+          <w:lang w:val="en-US"/>
+        </w:rPr>
+        <w:t xml:space="preserve">. This makes local AI models worth studying as a possible way to protect privacy while still making use of the capabilities of </w:t>
+      </w:r>
+      <w:r>
+        <w:rPr>
+          <w:lang w:val="en-US"/>
+        </w:rPr>
+        <w:t>LLMs</w:t>
+      </w:r>
+      <w:r>
+        <w:rPr>
+          <w:lang w:val="en-US"/>
+        </w:rPr>
+        <w:t>.</w:t>
+      </w:r>
+    </w:p>
+    <w:p>
+      <w:pPr>
+        <w:pStyle w:val="BodyText1"/>
+        <w:rPr>
+          <w:lang w:val="en-US"/>
+        </w:rPr>
+      </w:pPr>
+      <w:r>
+        <w:rPr>
+          <w:lang w:val="en-US"/>
+        </w:rPr>
+        <w:t>However, running models locally also has drawbacks. Computers used to run local models often have less computing power than the servers used by online services, which may affect model performance. This creates a trade-off between privacy, available computing resources, and the quality of the model's responses</w:t>
+      </w:r>
+      <w:r>
+        <w:rPr>
+          <w:lang w:val="en-US"/>
+        </w:rPr>
+        <w:t>.</w:t>
       </w:r>
     </w:p>
     <w:p>
@@ -1734,7 +1753,7 @@
         </w:tabs>
         <w:ind w:left="792" w:hanging="432"/>
       </w:pPr>
-      <w:bookmarkStart w:id="2" w:name="_Toc243633309"/>
+      <w:bookmarkStart w:id="2" w:name="_Toc243642887"/>
       <w:r>
         <w:lastRenderedPageBreak/>
         <w:t>Background</w:t>
@@ -1749,7 +1768,7 @@
         </w:tabs>
         <w:ind w:left="792" w:hanging="432"/>
       </w:pPr>
-      <w:bookmarkStart w:id="3" w:name="_Toc243633310"/>
+      <w:bookmarkStart w:id="3" w:name="_Toc243642888"/>
       <w:r>
         <w:t>Thesis Objectives and Scope</w:t>
       </w:r>
@@ -1763,7 +1782,7 @@
         </w:tabs>
         <w:ind w:left="792" w:hanging="432"/>
       </w:pPr>
-      <w:bookmarkStart w:id="4" w:name="_Toc243633311"/>
+      <w:bookmarkStart w:id="4" w:name="_Toc243642889"/>
       <w:r>
         <w:t>Thesis Structure</w:t>
       </w:r>
@@ -1781,7 +1800,7 @@
       <w:pPr>
         <w:pStyle w:val="Heading1"/>
       </w:pPr>
-      <w:bookmarkStart w:id="5" w:name="_Toc243633312"/>
+      <w:bookmarkStart w:id="5" w:name="_Toc243642890"/>
       <w:r>
         <w:lastRenderedPageBreak/>
         <w:t>Research Questions</w:t>
@@ -1791,80 +1810,165 @@
     <w:p>
       <w:pPr>
         <w:pStyle w:val="BodyText1"/>
-      </w:pPr>
-      <w:r>
-        <w:t>The research questions of this thesis have been formed around the idea of first identifying which tasks local LLMs are capable enough to perform, second how the models can be evaluated systematically</w:t>
-      </w:r>
-      <w:r>
-        <w:t>,</w:t>
-      </w:r>
-      <w:r>
-        <w:t xml:space="preserve"> and </w:t>
-      </w:r>
-      <w:r>
-        <w:t>third, can local LLMs perform actual tasks in mental health guidance suitably?</w:t>
+        <w:rPr>
+          <w:szCs w:val="24"/>
+          <w:lang w:val="en-US"/>
+        </w:rPr>
+      </w:pPr>
+      <w:r>
+        <w:rPr>
+          <w:szCs w:val="24"/>
+          <w:lang w:val="en-US"/>
+        </w:rPr>
+        <w:t>The research questions of this thesis focus on three main areas. The first is to identify which mental health guidance tasks local large language models (LLMs) can perform and how their capabilities compare with online models. The second is to determine how local LLMs can be evaluated systematically. The third is to examine whether local LLMs can perform practical mental health guidance tasks appropriately.</w:t>
       </w:r>
     </w:p>
     <w:p>
       <w:pPr>
-        <w:pStyle w:val="ListParagraph"/>
+        <w:pStyle w:val="BodyText1"/>
         <w:numPr>
-          <w:ilvl w:val="1"/>
-          <w:numId w:val="5"/>
+          <w:ilvl w:val="0"/>
+          <w:numId w:val="6"/>
         </w:numPr>
-      </w:pPr>
-      <w:r>
+        <w:rPr>
+          <w:szCs w:val="24"/>
+          <w:lang w:val="en-US"/>
+        </w:rPr>
+      </w:pPr>
+      <w:r>
+        <w:rPr>
+          <w:szCs w:val="24"/>
+        </w:rPr>
         <w:t>In w</w:t>
       </w:r>
       <w:r>
+        <w:rPr>
+          <w:szCs w:val="24"/>
+        </w:rPr>
         <w:t>hich areas of</w:t>
       </w:r>
       <w:r>
+        <w:rPr>
+          <w:szCs w:val="24"/>
+        </w:rPr>
         <w:t xml:space="preserve"> mental health guidance </w:t>
       </w:r>
       <w:r>
-        <w:t>can local LLMs provide enough capability to carry out tasks compared to online models?</w:t>
+        <w:rPr>
+          <w:szCs w:val="24"/>
+        </w:rPr>
+        <w:t xml:space="preserve">can local LLMs </w:t>
+      </w:r>
+      <w:r>
+        <w:rPr>
+          <w:rFonts w:cstheme="minorHAnsi"/>
+          <w:szCs w:val="24"/>
+          <w:lang w:val="en-US"/>
+        </w:rPr>
+        <w:t xml:space="preserve">perform </w:t>
+      </w:r>
+      <w:r>
+        <w:rPr>
+          <w:rFonts w:cstheme="minorHAnsi"/>
+          <w:szCs w:val="24"/>
+          <w:lang w:val="en-US"/>
+        </w:rPr>
+        <w:t>practical tasks</w:t>
+      </w:r>
+      <w:r>
+        <w:rPr>
+          <w:rFonts w:cstheme="minorHAnsi"/>
+          <w:szCs w:val="24"/>
+          <w:lang w:val="en-US"/>
+        </w:rPr>
+        <w:t xml:space="preserve"> and how do they compare with online models</w:t>
+      </w:r>
+      <w:r>
+        <w:rPr>
+          <w:rFonts w:cstheme="minorHAnsi"/>
+          <w:szCs w:val="24"/>
+          <w:lang w:val="en-US"/>
+        </w:rPr>
+        <w:t>?</w:t>
       </w:r>
     </w:p>
     <w:p>
       <w:pPr>
-        <w:pStyle w:val="ListParagraph"/>
-      </w:pPr>
+        <w:pStyle w:val="BodyText1"/>
+        <w:numPr>
+          <w:ilvl w:val="0"/>
+          <w:numId w:val="6"/>
+        </w:numPr>
+        <w:rPr>
+          <w:szCs w:val="24"/>
+        </w:rPr>
+      </w:pPr>
+      <w:r>
+        <w:rPr>
+          <w:szCs w:val="24"/>
+        </w:rPr>
+        <w:t>How can local LLMs be evaluated systematically</w:t>
+      </w:r>
+      <w:r>
+        <w:rPr>
+          <w:szCs w:val="24"/>
+        </w:rPr>
+        <w:t xml:space="preserve"> for mental health guidance tasks</w:t>
+      </w:r>
+      <w:r>
+        <w:rPr>
+          <w:szCs w:val="24"/>
+        </w:rPr>
+        <w:t>?</w:t>
+      </w:r>
     </w:p>
     <w:p>
       <w:pPr>
-        <w:pStyle w:val="ListParagraph"/>
+        <w:pStyle w:val="BodyText1"/>
         <w:numPr>
-          <w:ilvl w:val="1"/>
-          <w:numId w:val="5"/>
+          <w:ilvl w:val="0"/>
+          <w:numId w:val="6"/>
         </w:numPr>
-      </w:pPr>
-      <w:r>
-        <w:t>How can local LLMs be evaluated systematically?</w:t>
+        <w:rPr>
+          <w:szCs w:val="24"/>
+        </w:rPr>
+      </w:pPr>
+      <w:r>
+        <w:rPr>
+          <w:szCs w:val="24"/>
+        </w:rPr>
+        <w:t xml:space="preserve">Can local LLMs perform </w:t>
+      </w:r>
+      <w:r>
+        <w:rPr>
+          <w:szCs w:val="24"/>
+        </w:rPr>
+        <w:t>practical mental health guidance</w:t>
+      </w:r>
+      <w:r>
+        <w:rPr>
+          <w:szCs w:val="24"/>
+        </w:rPr>
+        <w:t xml:space="preserve"> tasks </w:t>
+      </w:r>
+      <w:r>
+        <w:rPr>
+          <w:szCs w:val="24"/>
+        </w:rPr>
+        <w:t>appropriately and safely</w:t>
+      </w:r>
+      <w:r>
+        <w:rPr>
+          <w:szCs w:val="24"/>
+        </w:rPr>
+        <w:t>?</w:t>
       </w:r>
     </w:p>
     <w:p>
       <w:pPr>
-        <w:pStyle w:val="ListParagraph"/>
-      </w:pPr>
-    </w:p>
-    <w:p>
-      <w:pPr>
-        <w:pStyle w:val="ListParagraph"/>
-        <w:numPr>
-          <w:ilvl w:val="1"/>
-          <w:numId w:val="5"/>
-        </w:numPr>
-      </w:pPr>
-      <w:r>
-        <w:t>Can local LLMs perform actual tasks in mental health guidance suitably?</w:t>
-      </w:r>
-    </w:p>
-    <w:p>
-      <w:pPr>
         <w:pStyle w:val="Heading1"/>
       </w:pPr>
-      <w:bookmarkStart w:id="6" w:name="_Toc243633313"/>
+      <w:bookmarkStart w:id="6" w:name="_Toc243642891"/>
       <w:r>
         <w:lastRenderedPageBreak/>
         <w:t>Model</w:t>
@@ -1882,7 +1986,7 @@
         </w:tabs>
         <w:ind w:left="792" w:hanging="432"/>
       </w:pPr>
-      <w:bookmarkStart w:id="7" w:name="_Toc243633314"/>
+      <w:bookmarkStart w:id="7" w:name="_Toc243642892"/>
       <w:r>
         <w:t>Selection Criteria</w:t>
       </w:r>
@@ -1896,7 +2000,7 @@
         </w:tabs>
         <w:ind w:left="792" w:hanging="432"/>
       </w:pPr>
-      <w:bookmarkStart w:id="8" w:name="_Toc243633315"/>
+      <w:bookmarkStart w:id="8" w:name="_Toc243642893"/>
       <w:r>
         <w:t>Selected Local and Online Models</w:t>
       </w:r>
@@ -1906,7 +2010,7 @@
       <w:pPr>
         <w:pStyle w:val="Heading1"/>
       </w:pPr>
-      <w:bookmarkStart w:id="9" w:name="_Toc243633316"/>
+      <w:bookmarkStart w:id="9" w:name="_Toc243642894"/>
       <w:r>
         <w:lastRenderedPageBreak/>
         <w:t>Model Evaluation Methods</w:t>
@@ -1917,7 +2021,7 @@
       <w:pPr>
         <w:pStyle w:val="Heading1"/>
       </w:pPr>
-      <w:bookmarkStart w:id="10" w:name="_Toc243633317"/>
+      <w:bookmarkStart w:id="10" w:name="_Toc243642895"/>
       <w:r>
         <w:lastRenderedPageBreak/>
         <w:t>Model</w:t>
@@ -1931,7 +2035,7 @@
       <w:pPr>
         <w:pStyle w:val="Heading1"/>
       </w:pPr>
-      <w:bookmarkStart w:id="11" w:name="_Toc243633318"/>
+      <w:bookmarkStart w:id="11" w:name="_Toc243642896"/>
       <w:r>
         <w:lastRenderedPageBreak/>
         <w:t>Results</w:t>
@@ -1945,7 +2049,7 @@
       <w:pPr>
         <w:pStyle w:val="Heading1"/>
       </w:pPr>
-      <w:bookmarkStart w:id="12" w:name="_Toc243633319"/>
+      <w:bookmarkStart w:id="12" w:name="_Toc243642897"/>
       <w:r>
         <w:lastRenderedPageBreak/>
         <w:t>Summary</w:t>
@@ -1977,7 +2081,7 @@
           <w:numId w:val="0"/>
         </w:numPr>
       </w:pPr>
-      <w:bookmarkStart w:id="13" w:name="_Toc243633320"/>
+      <w:bookmarkStart w:id="13" w:name="_Toc243642898"/>
       <w:r>
         <w:lastRenderedPageBreak/>
         <w:t>References</w:t>
@@ -2109,7 +2213,7 @@
         <wp:inline distT="0" distB="0" distL="0" distR="0" wp14:anchorId="0FCF36F2" wp14:editId="1B7B8DD3">
           <wp:extent cx="2044800" cy="576000"/>
           <wp:effectExtent l="0" t="0" r="0" b="0"/>
-          <wp:docPr id="381532745" name="Picture 381532745" descr="Logo of the University of Turku with the winged torch emblem and the text University of Turku."/>
+          <wp:docPr id="1019296429" name="Picture 1019296429" descr="Logo of the University of Turku with the winged torch emblem and the text University of Turku."/>
           <wp:cNvGraphicFramePr>
             <a:graphicFrameLocks xmlns:a="http://schemas.openxmlformats.org/drawingml/2006/main" noChangeAspect="1"/>
           </wp:cNvGraphicFramePr>
@@ -2295,6 +2399,92 @@
     </w:lvl>
   </w:abstractNum>
   <w:abstractNum w:abstractNumId="1" w15:restartNumberingAfterBreak="0">
+    <w:nsid w:val="234F57C7"/>
+    <w:multiLevelType w:val="hybridMultilevel"/>
+    <w:tmpl w:val="264EDEF8"/>
+    <w:lvl w:ilvl="0" w:tplc="0409000F">
+      <w:start w:val="1"/>
+      <w:numFmt w:val="decimal"/>
+      <w:lvlText w:val="%1."/>
+      <w:lvlJc w:val="left"/>
+      <w:pPr>
+        <w:ind w:left="720" w:hanging="360"/>
+      </w:pPr>
+    </w:lvl>
+    <w:lvl w:ilvl="1" w:tplc="04090019" w:tentative="1">
+      <w:start w:val="1"/>
+      <w:numFmt w:val="lowerLetter"/>
+      <w:lvlText w:val="%2."/>
+      <w:lvlJc w:val="left"/>
+      <w:pPr>
+        <w:ind w:left="1440" w:hanging="360"/>
+      </w:pPr>
+    </w:lvl>
+    <w:lvl w:ilvl="2" w:tplc="0409001B" w:tentative="1">
+      <w:start w:val="1"/>
+      <w:numFmt w:val="lowerRoman"/>
+      <w:lvlText w:val="%3."/>
+      <w:lvlJc w:val="right"/>
+      <w:pPr>
+        <w:ind w:left="2160" w:hanging="180"/>
+      </w:pPr>
+    </w:lvl>
+    <w:lvl w:ilvl="3" w:tplc="0409000F" w:tentative="1">
+      <w:start w:val="1"/>
+      <w:numFmt w:val="decimal"/>
+      <w:lvlText w:val="%4."/>
+      <w:lvlJc w:val="left"/>
+      <w:pPr>
+        <w:ind w:left="2880" w:hanging="360"/>
+      </w:pPr>
+    </w:lvl>
+    <w:lvl w:ilvl="4" w:tplc="04090019" w:tentative="1">
+      <w:start w:val="1"/>
+      <w:numFmt w:val="lowerLetter"/>
+      <w:lvlText w:val="%5."/>
+      <w:lvlJc w:val="left"/>
+      <w:pPr>
+        <w:ind w:left="3600" w:hanging="360"/>
+      </w:pPr>
+    </w:lvl>
+    <w:lvl w:ilvl="5" w:tplc="0409001B" w:tentative="1">
+      <w:start w:val="1"/>
+      <w:numFmt w:val="lowerRoman"/>
+      <w:lvlText w:val="%6."/>
+      <w:lvlJc w:val="right"/>
+      <w:pPr>
+        <w:ind w:left="4320" w:hanging="180"/>
+      </w:pPr>
+    </w:lvl>
+    <w:lvl w:ilvl="6" w:tplc="0409000F" w:tentative="1">
+      <w:start w:val="1"/>
+      <w:numFmt w:val="decimal"/>
+      <w:lvlText w:val="%7."/>
+      <w:lvlJc w:val="left"/>
+      <w:pPr>
+        <w:ind w:left="5040" w:hanging="360"/>
+      </w:pPr>
+    </w:lvl>
+    <w:lvl w:ilvl="7" w:tplc="04090019" w:tentative="1">
+      <w:start w:val="1"/>
+      <w:numFmt w:val="lowerLetter"/>
+      <w:lvlText w:val="%8."/>
+      <w:lvlJc w:val="left"/>
+      <w:pPr>
+        <w:ind w:left="5760" w:hanging="360"/>
+      </w:pPr>
+    </w:lvl>
+    <w:lvl w:ilvl="8" w:tplc="0409001B" w:tentative="1">
+      <w:start w:val="1"/>
+      <w:numFmt w:val="lowerRoman"/>
+      <w:lvlText w:val="%9."/>
+      <w:lvlJc w:val="right"/>
+      <w:pPr>
+        <w:ind w:left="6480" w:hanging="180"/>
+      </w:pPr>
+    </w:lvl>
+  </w:abstractNum>
+  <w:abstractNum w:abstractNumId="2" w15:restartNumberingAfterBreak="0">
     <w:nsid w:val="39BE7FB5"/>
     <w:multiLevelType w:val="multilevel"/>
     <w:tmpl w:val="C43A92CC"/>
@@ -2385,7 +2575,7 @@
       </w:pPr>
     </w:lvl>
   </w:abstractNum>
-  <w:abstractNum w:abstractNumId="2" w15:restartNumberingAfterBreak="0">
+  <w:abstractNum w:abstractNumId="3" w15:restartNumberingAfterBreak="0">
     <w:nsid w:val="46F01FCF"/>
     <w:multiLevelType w:val="multilevel"/>
     <w:tmpl w:val="80D4C136"/>
@@ -2471,7 +2661,7 @@
       </w:pPr>
     </w:lvl>
   </w:abstractNum>
-  <w:abstractNum w:abstractNumId="3" w15:restartNumberingAfterBreak="0">
+  <w:abstractNum w:abstractNumId="4" w15:restartNumberingAfterBreak="0">
     <w:nsid w:val="750C3091"/>
     <w:multiLevelType w:val="multilevel"/>
     <w:tmpl w:val="D7708860"/>
@@ -2558,13 +2748,13 @@
     </w:lvl>
   </w:abstractNum>
   <w:num w:numId="1" w16cid:durableId="986594025">
-    <w:abstractNumId w:val="1"/>
+    <w:abstractNumId w:val="2"/>
   </w:num>
   <w:num w:numId="2" w16cid:durableId="1955137426">
     <w:abstractNumId w:val="0"/>
   </w:num>
   <w:num w:numId="3" w16cid:durableId="312881146">
-    <w:abstractNumId w:val="2"/>
+    <w:abstractNumId w:val="3"/>
   </w:num>
   <w:num w:numId="4" w16cid:durableId="962924449">
     <w:abstractNumId w:val="0"/>
@@ -2597,7 +2787,10 @@
     </w:lvlOverride>
   </w:num>
   <w:num w:numId="5" w16cid:durableId="1758793617">
-    <w:abstractNumId w:val="3"/>
+    <w:abstractNumId w:val="4"/>
+  </w:num>
+  <w:num w:numId="6" w16cid:durableId="1725372768">
+    <w:abstractNumId w:val="1"/>
   </w:num>
   <w:numIdMacAtCleanup w:val="3"/>
 </w:numbering>
